--- a/Расщифровка переменных.docx
+++ b/Расщифровка переменных.docx
@@ -1,10 +1,13 @@
 
 <file path=word/document.xml><?xml version="1.0" encoding="utf-8"?>
-<w:document xmlns:wpc="http://schemas.microsoft.com/office/word/2010/wordprocessingCanvas" xmlns:cx="http://schemas.microsoft.com/office/drawing/2014/chartex" xmlns:mc="http://schemas.openxmlformats.org/markup-compatibility/2006" xmlns:o="urn:schemas-microsoft-com:office:office" xmlns:r="http://schemas.openxmlformats.org/officeDocument/2006/relationships" xmlns:m="http://schemas.openxmlformats.org/officeDocument/2006/math" xmlns:v="urn:schemas-microsoft-com:vml" xmlns:wp14="http://schemas.microsoft.com/office/word/2010/wordprocessingDrawing" xmlns:wp="http://schemas.openxmlformats.org/drawingml/2006/wordprocessingDrawing" xmlns:w10="urn:schemas-microsoft-com:office:word" xmlns:w="http://schemas.openxmlformats.org/wordprocessingml/2006/main" xmlns:w14="http://schemas.microsoft.com/office/word/2010/wordml" xmlns:w15="http://schemas.microsoft.com/office/word/2012/wordml" xmlns:w16se="http://schemas.microsoft.com/office/word/2015/wordml/symex" xmlns:wpg="http://schemas.microsoft.com/office/word/2010/wordprocessingGroup" xmlns:wpi="http://schemas.microsoft.com/office/word/2010/wordprocessingInk" xmlns:wne="http://schemas.microsoft.com/office/word/2006/wordml" xmlns:wps="http://schemas.microsoft.com/office/word/2010/wordprocessingShape" mc:Ignorable="w14 w15 w16se wp14">
+<w:document xmlns:wpc="http://schemas.microsoft.com/office/word/2010/wordprocessingCanvas" xmlns:cx="http://schemas.microsoft.com/office/drawing/2014/chartex" xmlns:cx1="http://schemas.microsoft.com/office/drawing/2015/9/8/chartex" xmlns:cx2="http://schemas.microsoft.com/office/drawing/2015/10/21/chartex" xmlns:cx3="http://schemas.microsoft.com/office/drawing/2016/5/9/chartex" xmlns:cx4="http://schemas.microsoft.com/office/drawing/2016/5/10/chartex" xmlns:cx5="http://schemas.microsoft.com/office/drawing/2016/5/11/chartex" xmlns:cx6="http://schemas.microsoft.com/office/drawing/2016/5/12/chartex" xmlns:cx7="http://schemas.microsoft.com/office/drawing/2016/5/13/chartex" xmlns:cx8="http://schemas.microsoft.com/office/drawing/2016/5/14/chartex" xmlns:mc="http://schemas.openxmlformats.org/markup-compatibility/2006" xmlns:aink="http://schemas.microsoft.com/office/drawing/2016/ink" xmlns:am3d="http://schemas.microsoft.com/office/drawing/2017/model3d" xmlns:o="urn:schemas-microsoft-com:office:office" xmlns:r="http://schemas.openxmlformats.org/officeDocument/2006/relationships" xmlns:m="http://schemas.openxmlformats.org/officeDocument/2006/math" xmlns:v="urn:schemas-microsoft-com:vml" xmlns:wp14="http://schemas.microsoft.com/office/word/2010/wordprocessingDrawing" xmlns:wp="http://schemas.openxmlformats.org/drawingml/2006/wordprocessingDrawing" xmlns:w10="urn:schemas-microsoft-com:office:word" xmlns:w="http://schemas.openxmlformats.org/wordprocessingml/2006/main" xmlns:w14="http://schemas.microsoft.com/office/word/2010/wordml" xmlns:w15="http://schemas.microsoft.com/office/word/2012/wordml" xmlns:w16cex="http://schemas.microsoft.com/office/word/2018/wordml/cex" xmlns:w16cid="http://schemas.microsoft.com/office/word/2016/wordml/cid" xmlns:w16="http://schemas.microsoft.com/office/word/2018/wordml" xmlns:w16sdtdh="http://schemas.microsoft.com/office/word/2020/wordml/sdtdatahash" xmlns:w16se="http://schemas.microsoft.com/office/word/2015/wordml/symex" xmlns:wpg="http://schemas.microsoft.com/office/word/2010/wordprocessingGroup" xmlns:wpi="http://schemas.microsoft.com/office/word/2010/wordprocessingInk" xmlns:wne="http://schemas.microsoft.com/office/word/2006/wordml" xmlns:wps="http://schemas.microsoft.com/office/word/2010/wordprocessingShape" mc:Ignorable="w14 w15 w16se w16cid w16 w16cex w16sdtdh wp14">
   <w:body>
     <w:p>
       <w:pPr>
         <w:spacing w:after="0" w:line="240" w:lineRule="auto"/>
+        <w:rPr>
+          <w:lang w:val="en-US"/>
+        </w:rPr>
       </w:pPr>
       <w:r>
         <w:rPr>
@@ -206,21 +209,7 @@
         <w:rPr>
           <w:lang w:val="en-US"/>
         </w:rPr>
-        <w:t xml:space="preserve">P60 - </w:t>
-      </w:r>
-      <w:proofErr w:type="spellStart"/>
-      <w:r>
-        <w:rPr>
-          <w:lang w:val="en-US"/>
-        </w:rPr>
-        <w:t>ohmic</w:t>
-      </w:r>
-      <w:proofErr w:type="spellEnd"/>
-      <w:r>
-        <w:rPr>
-          <w:lang w:val="en-US"/>
-        </w:rPr>
-        <w:t xml:space="preserve">-losses [V], </w:t>
+        <w:t xml:space="preserve">P60 - ohmic-losses [V], </w:t>
       </w:r>
     </w:p>
     <w:p>
@@ -346,14 +335,154 @@
         <w:rPr>
           <w:lang w:val="en-US"/>
         </w:rPr>
-        <w:t>P70 - anode-</w:t>
-      </w:r>
-      <w:proofErr w:type="spellStart"/>
-      <w:r>
-        <w:rPr>
-          <w:lang w:val="en-US"/>
-        </w:rPr>
-        <w:t>overpotential</w:t>
+        <w:t xml:space="preserve">P70 - anode-overpotential-avg [V], </w:t>
+      </w:r>
+    </w:p>
+    <w:p>
+      <w:pPr>
+        <w:spacing w:after="0" w:line="240" w:lineRule="auto"/>
+        <w:rPr>
+          <w:lang w:val="en-US"/>
+        </w:rPr>
+      </w:pPr>
+      <w:r>
+        <w:rPr>
+          <w:lang w:val="en-US"/>
+        </w:rPr>
+        <w:t>P71 - anode-</w:t>
+      </w:r>
+      <w:proofErr w:type="spellStart"/>
+      <w:r>
+        <w:rPr>
+          <w:lang w:val="en-US"/>
+        </w:rPr>
+        <w:t>sl</w:t>
+      </w:r>
+      <w:proofErr w:type="spellEnd"/>
+      <w:r>
+        <w:rPr>
+          <w:lang w:val="en-US"/>
+        </w:rPr>
+        <w:t xml:space="preserve">-v [V], </w:t>
+      </w:r>
+    </w:p>
+    <w:p>
+      <w:pPr>
+        <w:spacing w:after="0" w:line="240" w:lineRule="auto"/>
+        <w:rPr>
+          <w:lang w:val="en-US"/>
+        </w:rPr>
+      </w:pPr>
+      <w:r>
+        <w:rPr>
+          <w:lang w:val="en-US"/>
+        </w:rPr>
+        <w:t xml:space="preserve">P72 - cathode-ccl-v [V], </w:t>
+      </w:r>
+    </w:p>
+    <w:p>
+      <w:pPr>
+        <w:spacing w:after="0" w:line="240" w:lineRule="auto"/>
+        <w:rPr>
+          <w:lang w:val="en-US"/>
+        </w:rPr>
+      </w:pPr>
+      <w:r>
+        <w:rPr>
+          <w:lang w:val="en-US"/>
+        </w:rPr>
+        <w:t>P73 - cathode-</w:t>
+      </w:r>
+      <w:proofErr w:type="spellStart"/>
+      <w:r>
+        <w:rPr>
+          <w:lang w:val="en-US"/>
+        </w:rPr>
+        <w:t>fl</w:t>
+      </w:r>
+      <w:proofErr w:type="spellEnd"/>
+      <w:r>
+        <w:rPr>
+          <w:lang w:val="en-US"/>
+        </w:rPr>
+        <w:t xml:space="preserve">-ion-v [V], </w:t>
+      </w:r>
+    </w:p>
+    <w:p>
+      <w:pPr>
+        <w:spacing w:after="0" w:line="240" w:lineRule="auto"/>
+        <w:rPr>
+          <w:lang w:val="en-US"/>
+        </w:rPr>
+      </w:pPr>
+      <w:r>
+        <w:rPr>
+          <w:lang w:val="en-US"/>
+        </w:rPr>
+        <w:t>P74 - cathode-</w:t>
+      </w:r>
+      <w:proofErr w:type="spellStart"/>
+      <w:r>
+        <w:rPr>
+          <w:lang w:val="en-US"/>
+        </w:rPr>
+        <w:t>fl</w:t>
+      </w:r>
+      <w:proofErr w:type="spellEnd"/>
+      <w:r>
+        <w:rPr>
+          <w:lang w:val="en-US"/>
+        </w:rPr>
+        <w:t xml:space="preserve">-v [V], </w:t>
+      </w:r>
+    </w:p>
+    <w:p>
+      <w:pPr>
+        <w:spacing w:after="0" w:line="240" w:lineRule="auto"/>
+        <w:rPr>
+          <w:lang w:val="en-US"/>
+        </w:rPr>
+      </w:pPr>
+      <w:r>
+        <w:rPr>
+          <w:lang w:val="en-US"/>
+        </w:rPr>
+        <w:t xml:space="preserve">P75 - cathode-overpotential-avg [V], </w:t>
+      </w:r>
+    </w:p>
+    <w:p>
+      <w:pPr>
+        <w:spacing w:after="0" w:line="240" w:lineRule="auto"/>
+        <w:rPr>
+          <w:lang w:val="en-US"/>
+        </w:rPr>
+      </w:pPr>
+      <w:r>
+        <w:rPr>
+          <w:lang w:val="en-US"/>
+        </w:rPr>
+        <w:t xml:space="preserve">P76 - current-density [A m^-2], </w:t>
+      </w:r>
+    </w:p>
+    <w:p>
+      <w:pPr>
+        <w:spacing w:after="0" w:line="240" w:lineRule="auto"/>
+        <w:rPr>
+          <w:lang w:val="en-US"/>
+        </w:rPr>
+      </w:pPr>
+      <w:r>
+        <w:rPr>
+          <w:lang w:val="en-US"/>
+        </w:rPr>
+        <w:t xml:space="preserve">P77 - </w:t>
+      </w:r>
+      <w:proofErr w:type="spellStart"/>
+      <w:r>
+        <w:rPr>
+          <w:lang w:val="en-US"/>
+        </w:rPr>
+        <w:t>el</w:t>
       </w:r>
       <w:proofErr w:type="spellEnd"/>
       <w:r>
@@ -367,188 +496,6 @@
         <w:rPr>
           <w:lang w:val="en-US"/>
         </w:rPr>
-        <w:t>avg</w:t>
-      </w:r>
-      <w:proofErr w:type="spellEnd"/>
-      <w:r>
-        <w:rPr>
-          <w:lang w:val="en-US"/>
-        </w:rPr>
-        <w:t xml:space="preserve"> [V], </w:t>
-      </w:r>
-    </w:p>
-    <w:p>
-      <w:pPr>
-        <w:spacing w:after="0" w:line="240" w:lineRule="auto"/>
-        <w:rPr>
-          <w:lang w:val="en-US"/>
-        </w:rPr>
-      </w:pPr>
-      <w:r>
-        <w:rPr>
-          <w:lang w:val="en-US"/>
-        </w:rPr>
-        <w:t>P71 - anode-</w:t>
-      </w:r>
-      <w:proofErr w:type="spellStart"/>
-      <w:r>
-        <w:rPr>
-          <w:lang w:val="en-US"/>
-        </w:rPr>
-        <w:t>sl</w:t>
-      </w:r>
-      <w:proofErr w:type="spellEnd"/>
-      <w:r>
-        <w:rPr>
-          <w:lang w:val="en-US"/>
-        </w:rPr>
-        <w:t xml:space="preserve">-v [V], </w:t>
-      </w:r>
-    </w:p>
-    <w:p>
-      <w:pPr>
-        <w:spacing w:after="0" w:line="240" w:lineRule="auto"/>
-        <w:rPr>
-          <w:lang w:val="en-US"/>
-        </w:rPr>
-      </w:pPr>
-      <w:r>
-        <w:rPr>
-          <w:lang w:val="en-US"/>
-        </w:rPr>
-        <w:t xml:space="preserve">P72 - cathode-ccl-v [V], </w:t>
-      </w:r>
-    </w:p>
-    <w:p>
-      <w:pPr>
-        <w:spacing w:after="0" w:line="240" w:lineRule="auto"/>
-        <w:rPr>
-          <w:lang w:val="en-US"/>
-        </w:rPr>
-      </w:pPr>
-      <w:r>
-        <w:rPr>
-          <w:lang w:val="en-US"/>
-        </w:rPr>
-        <w:t>P73 - cathode-</w:t>
-      </w:r>
-      <w:proofErr w:type="spellStart"/>
-      <w:r>
-        <w:rPr>
-          <w:lang w:val="en-US"/>
-        </w:rPr>
-        <w:t>fl</w:t>
-      </w:r>
-      <w:proofErr w:type="spellEnd"/>
-      <w:r>
-        <w:rPr>
-          <w:lang w:val="en-US"/>
-        </w:rPr>
-        <w:t xml:space="preserve">-ion-v [V], </w:t>
-      </w:r>
-    </w:p>
-    <w:p>
-      <w:pPr>
-        <w:spacing w:after="0" w:line="240" w:lineRule="auto"/>
-        <w:rPr>
-          <w:lang w:val="en-US"/>
-        </w:rPr>
-      </w:pPr>
-      <w:r>
-        <w:rPr>
-          <w:lang w:val="en-US"/>
-        </w:rPr>
-        <w:t>P74 - cathode-</w:t>
-      </w:r>
-      <w:proofErr w:type="spellStart"/>
-      <w:r>
-        <w:rPr>
-          <w:lang w:val="en-US"/>
-        </w:rPr>
-        <w:t>fl</w:t>
-      </w:r>
-      <w:proofErr w:type="spellEnd"/>
-      <w:r>
-        <w:rPr>
-          <w:lang w:val="en-US"/>
-        </w:rPr>
-        <w:t xml:space="preserve">-v [V], </w:t>
-      </w:r>
-    </w:p>
-    <w:p>
-      <w:pPr>
-        <w:spacing w:after="0" w:line="240" w:lineRule="auto"/>
-        <w:rPr>
-          <w:lang w:val="en-US"/>
-        </w:rPr>
-      </w:pPr>
-      <w:r>
-        <w:rPr>
-          <w:lang w:val="en-US"/>
-        </w:rPr>
-        <w:t>P75 - cathode-</w:t>
-      </w:r>
-      <w:proofErr w:type="spellStart"/>
-      <w:r>
-        <w:rPr>
-          <w:lang w:val="en-US"/>
-        </w:rPr>
-        <w:t>overpotential</w:t>
-      </w:r>
-      <w:proofErr w:type="spellEnd"/>
-      <w:r>
-        <w:rPr>
-          <w:lang w:val="en-US"/>
-        </w:rPr>
-        <w:t>-</w:t>
-      </w:r>
-      <w:proofErr w:type="spellStart"/>
-      <w:r>
-        <w:rPr>
-          <w:lang w:val="en-US"/>
-        </w:rPr>
-        <w:t>avg</w:t>
-      </w:r>
-      <w:proofErr w:type="spellEnd"/>
-      <w:r>
-        <w:rPr>
-          <w:lang w:val="en-US"/>
-        </w:rPr>
-        <w:t xml:space="preserve"> [V], </w:t>
-      </w:r>
-    </w:p>
-    <w:p>
-      <w:pPr>
-        <w:spacing w:after="0" w:line="240" w:lineRule="auto"/>
-        <w:rPr>
-          <w:lang w:val="en-US"/>
-        </w:rPr>
-      </w:pPr>
-      <w:r>
-        <w:rPr>
-          <w:lang w:val="en-US"/>
-        </w:rPr>
-        <w:t xml:space="preserve">P76 - current-density [A m^-2], </w:t>
-      </w:r>
-    </w:p>
-    <w:p>
-      <w:pPr>
-        <w:spacing w:after="0" w:line="240" w:lineRule="auto"/>
-        <w:rPr>
-          <w:lang w:val="en-US"/>
-        </w:rPr>
-      </w:pPr>
-      <w:r>
-        <w:rPr>
-          <w:lang w:val="en-US"/>
-        </w:rPr>
-        <w:t>P77 - el-</w:t>
-      </w:r>
-      <w:proofErr w:type="spellStart"/>
-      <w:r>
-        <w:rPr>
-          <w:lang w:val="en-US"/>
-        </w:rPr>
         <w:t>cond</w:t>
       </w:r>
       <w:proofErr w:type="spellEnd"/>
@@ -556,49 +503,35 @@
         <w:rPr>
           <w:lang w:val="en-US"/>
         </w:rPr>
-        <w:t>-</w:t>
-      </w:r>
-      <w:proofErr w:type="spellStart"/>
-      <w:r>
-        <w:rPr>
-          <w:lang w:val="en-US"/>
-        </w:rPr>
-        <w:t>avg</w:t>
-      </w:r>
-      <w:proofErr w:type="spellEnd"/>
-      <w:r>
-        <w:rPr>
-          <w:lang w:val="en-US"/>
-        </w:rPr>
-        <w:t xml:space="preserve">, </w:t>
-      </w:r>
-    </w:p>
-    <w:p>
-      <w:pPr>
-        <w:spacing w:after="0" w:line="240" w:lineRule="auto"/>
-        <w:rPr>
-          <w:lang w:val="en-US"/>
-        </w:rPr>
-      </w:pPr>
-      <w:r>
-        <w:rPr>
-          <w:lang w:val="en-US"/>
-        </w:rPr>
-        <w:t>P78 - el-t-</w:t>
-      </w:r>
-      <w:proofErr w:type="spellStart"/>
-      <w:r>
-        <w:rPr>
-          <w:lang w:val="en-US"/>
-        </w:rPr>
-        <w:t>avg</w:t>
-      </w:r>
-      <w:proofErr w:type="spellEnd"/>
-      <w:r>
-        <w:rPr>
-          <w:lang w:val="en-US"/>
-        </w:rPr>
-        <w:t xml:space="preserve"> [K], </w:t>
+        <w:t xml:space="preserve">-avg, </w:t>
+      </w:r>
+    </w:p>
+    <w:p>
+      <w:pPr>
+        <w:spacing w:after="0" w:line="240" w:lineRule="auto"/>
+        <w:rPr>
+          <w:lang w:val="en-US"/>
+        </w:rPr>
+      </w:pPr>
+      <w:r>
+        <w:rPr>
+          <w:lang w:val="en-US"/>
+        </w:rPr>
+        <w:t xml:space="preserve">P78 - </w:t>
+      </w:r>
+      <w:proofErr w:type="spellStart"/>
+      <w:r>
+        <w:rPr>
+          <w:lang w:val="en-US"/>
+        </w:rPr>
+        <w:t>el</w:t>
+      </w:r>
+      <w:proofErr w:type="spellEnd"/>
+      <w:r>
+        <w:rPr>
+          <w:lang w:val="en-US"/>
+        </w:rPr>
+        <w:t xml:space="preserve">-t-avg [K], </w:t>
       </w:r>
     </w:p>
     <w:p>
@@ -840,17 +773,7 @@
           <w:sz w:val="28"/>
           <w:lang w:eastAsia="ru-RU"/>
         </w:rPr>
-        <w:t>1. О</w:t>
-      </w:r>
-      <w:r>
-        <w:rPr>
-          <w:rFonts w:ascii="Calibri" w:eastAsia="Times New Roman" w:hAnsi="Calibri" w:cs="Calibri"/>
-          <w:b/>
-          <w:color w:val="000000"/>
-          <w:sz w:val="28"/>
-          <w:lang w:eastAsia="ru-RU"/>
-        </w:rPr>
-        <w:t>сновные входные условия (</w:t>
+        <w:t>1. Основные входные условия (</w:t>
       </w:r>
       <w:proofErr w:type="spellStart"/>
       <w:r>
@@ -1318,13 +1241,15 @@
         <w:rPr>
           <w:rFonts w:ascii="Calibri" w:eastAsia="Times New Roman" w:hAnsi="Calibri" w:cs="Calibri"/>
           <w:color w:val="000000"/>
-          <w:lang w:eastAsia="ru-RU"/>
-        </w:rPr>
-      </w:pPr>
-      <w:r>
-        <w:rPr>
-          <w:rFonts w:ascii="Calibri" w:eastAsia="Times New Roman" w:hAnsi="Calibri" w:cs="Calibri"/>
-          <w:color w:val="000000"/>
+          <w:highlight w:val="green"/>
+          <w:lang w:eastAsia="ru-RU"/>
+        </w:rPr>
+      </w:pPr>
+      <w:r>
+        <w:rPr>
+          <w:rFonts w:ascii="Calibri" w:eastAsia="Times New Roman" w:hAnsi="Calibri" w:cs="Calibri"/>
+          <w:color w:val="000000"/>
+          <w:highlight w:val="green"/>
           <w:lang w:eastAsia="ru-RU"/>
         </w:rPr>
         <w:t xml:space="preserve">P89 – </w:t>
@@ -1334,6 +1259,7 @@
         <w:rPr>
           <w:rFonts w:ascii="Calibri" w:eastAsia="Times New Roman" w:hAnsi="Calibri" w:cs="Calibri"/>
           <w:color w:val="000000"/>
+          <w:highlight w:val="green"/>
           <w:lang w:eastAsia="ru-RU"/>
         </w:rPr>
         <w:t>power-efficiency</w:t>
@@ -1353,6 +1279,7 @@
         <w:rPr>
           <w:rFonts w:ascii="Calibri" w:eastAsia="Times New Roman" w:hAnsi="Calibri" w:cs="Calibri"/>
           <w:color w:val="000000"/>
+          <w:highlight w:val="green"/>
           <w:lang w:eastAsia="ru-RU"/>
         </w:rPr>
         <w:t>КПД (электрическая эффективность).</w:t>
@@ -1387,793 +1314,737 @@
           <w:sz w:val="28"/>
           <w:lang w:eastAsia="ru-RU"/>
         </w:rPr>
-        <w:t>3. Потери напря</w:t>
-      </w:r>
-      <w:r>
+        <w:t>3. Потери напряжения (очень важно для анализа)</w:t>
+      </w:r>
+    </w:p>
+    <w:p>
+      <w:pPr>
+        <w:spacing w:after="0" w:line="240" w:lineRule="auto"/>
+        <w:rPr>
+          <w:rFonts w:ascii="Calibri" w:eastAsia="Times New Roman" w:hAnsi="Calibri" w:cs="Calibri"/>
+          <w:color w:val="000000"/>
+          <w:lang w:eastAsia="ru-RU"/>
+        </w:rPr>
+      </w:pPr>
+      <w:r>
+        <w:rPr>
+          <w:rFonts w:ascii="Calibri" w:eastAsia="Times New Roman" w:hAnsi="Calibri" w:cs="Calibri"/>
+          <w:color w:val="000000"/>
+          <w:lang w:eastAsia="ru-RU"/>
+        </w:rPr>
+        <w:t>SOFC теряет напр</w:t>
+      </w:r>
+      <w:r>
+        <w:rPr>
+          <w:rFonts w:ascii="Calibri" w:eastAsia="Times New Roman" w:hAnsi="Calibri" w:cs="Calibri"/>
+          <w:color w:val="000000"/>
+          <w:lang w:eastAsia="ru-RU"/>
+        </w:rPr>
+        <w:t>яжение из-за разных механизмов:</w:t>
+      </w:r>
+    </w:p>
+    <w:p>
+      <w:pPr>
+        <w:spacing w:after="0" w:line="240" w:lineRule="auto"/>
         <w:rPr>
           <w:rFonts w:ascii="Calibri" w:eastAsia="Times New Roman" w:hAnsi="Calibri" w:cs="Calibri"/>
           <w:b/>
           <w:color w:val="000000"/>
+          <w:sz w:val="24"/>
+          <w:lang w:eastAsia="ru-RU"/>
+        </w:rPr>
+      </w:pPr>
+      <w:proofErr w:type="spellStart"/>
+      <w:r>
+        <w:rPr>
+          <w:rFonts w:ascii="Calibri" w:eastAsia="Times New Roman" w:hAnsi="Calibri" w:cs="Calibri"/>
+          <w:b/>
+          <w:color w:val="000000"/>
+          <w:sz w:val="24"/>
+          <w:lang w:eastAsia="ru-RU"/>
+        </w:rPr>
+        <w:t>Оммические</w:t>
+      </w:r>
+      <w:proofErr w:type="spellEnd"/>
+      <w:r>
+        <w:rPr>
+          <w:rFonts w:ascii="Calibri" w:eastAsia="Times New Roman" w:hAnsi="Calibri" w:cs="Calibri"/>
+          <w:b/>
+          <w:color w:val="000000"/>
+          <w:sz w:val="24"/>
+          <w:lang w:eastAsia="ru-RU"/>
+        </w:rPr>
+        <w:t xml:space="preserve"> потери</w:t>
+      </w:r>
+    </w:p>
+    <w:p>
+      <w:pPr>
+        <w:spacing w:after="0" w:line="240" w:lineRule="auto"/>
+        <w:rPr>
+          <w:rFonts w:ascii="Calibri" w:eastAsia="Times New Roman" w:hAnsi="Calibri" w:cs="Calibri"/>
+          <w:color w:val="000000"/>
+          <w:lang w:eastAsia="ru-RU"/>
+        </w:rPr>
+      </w:pPr>
+      <w:r>
+        <w:rPr>
+          <w:rFonts w:ascii="Calibri" w:eastAsia="Times New Roman" w:hAnsi="Calibri" w:cs="Calibri"/>
+          <w:color w:val="000000"/>
+          <w:lang w:eastAsia="ru-RU"/>
+        </w:rPr>
+        <w:t xml:space="preserve">P39 – </w:t>
+      </w:r>
+      <w:proofErr w:type="spellStart"/>
+      <w:r>
+        <w:rPr>
+          <w:rFonts w:ascii="Calibri" w:eastAsia="Times New Roman" w:hAnsi="Calibri" w:cs="Calibri"/>
+          <w:color w:val="000000"/>
+          <w:lang w:eastAsia="ru-RU"/>
+        </w:rPr>
+        <w:t>electrolyte</w:t>
+      </w:r>
+      <w:proofErr w:type="spellEnd"/>
+      <w:r>
+        <w:rPr>
+          <w:rFonts w:ascii="Calibri" w:eastAsia="Times New Roman" w:hAnsi="Calibri" w:cs="Calibri"/>
+          <w:color w:val="000000"/>
+          <w:lang w:eastAsia="ru-RU"/>
+        </w:rPr>
+        <w:t>-v-</w:t>
+      </w:r>
+      <w:proofErr w:type="spellStart"/>
+      <w:r>
+        <w:rPr>
+          <w:rFonts w:ascii="Calibri" w:eastAsia="Times New Roman" w:hAnsi="Calibri" w:cs="Calibri"/>
+          <w:color w:val="000000"/>
+          <w:lang w:eastAsia="ru-RU"/>
+        </w:rPr>
+        <w:t>drop</w:t>
+      </w:r>
+      <w:proofErr w:type="spellEnd"/>
+      <w:r>
+        <w:rPr>
+          <w:rFonts w:ascii="Calibri" w:eastAsia="Times New Roman" w:hAnsi="Calibri" w:cs="Calibri"/>
+          <w:color w:val="000000"/>
+          <w:lang w:eastAsia="ru-RU"/>
+        </w:rPr>
+        <w:t xml:space="preserve"> [V]</w:t>
+      </w:r>
+    </w:p>
+    <w:p>
+      <w:pPr>
+        <w:spacing w:after="0" w:line="240" w:lineRule="auto"/>
+        <w:rPr>
+          <w:rFonts w:ascii="Calibri" w:eastAsia="Times New Roman" w:hAnsi="Calibri" w:cs="Calibri"/>
+          <w:color w:val="000000"/>
+          <w:lang w:eastAsia="ru-RU"/>
+        </w:rPr>
+      </w:pPr>
+      <w:r>
+        <w:rPr>
+          <w:rFonts w:ascii="Calibri" w:eastAsia="Times New Roman" w:hAnsi="Calibri" w:cs="Calibri"/>
+          <w:color w:val="000000"/>
+          <w:lang w:eastAsia="ru-RU"/>
+        </w:rPr>
+        <w:t>Потери в электролите (ионная проводимость).</w:t>
+      </w:r>
+    </w:p>
+    <w:p>
+      <w:pPr>
+        <w:spacing w:after="0" w:line="240" w:lineRule="auto"/>
+        <w:rPr>
+          <w:rFonts w:ascii="Calibri" w:eastAsia="Times New Roman" w:hAnsi="Calibri" w:cs="Calibri"/>
+          <w:color w:val="000000"/>
+          <w:lang w:val="en-US" w:eastAsia="ru-RU"/>
+        </w:rPr>
+      </w:pPr>
+      <w:r>
+        <w:rPr>
+          <w:rFonts w:ascii="Calibri" w:eastAsia="Times New Roman" w:hAnsi="Calibri" w:cs="Calibri"/>
+          <w:color w:val="000000"/>
+          <w:lang w:val="en-US" w:eastAsia="ru-RU"/>
+        </w:rPr>
+        <w:t>P40 – anode-</w:t>
+      </w:r>
+      <w:proofErr w:type="spellStart"/>
+      <w:r>
+        <w:rPr>
+          <w:rFonts w:ascii="Calibri" w:eastAsia="Times New Roman" w:hAnsi="Calibri" w:cs="Calibri"/>
+          <w:color w:val="000000"/>
+          <w:lang w:val="en-US" w:eastAsia="ru-RU"/>
+        </w:rPr>
+        <w:t>fl</w:t>
+      </w:r>
+      <w:proofErr w:type="spellEnd"/>
+      <w:r>
+        <w:rPr>
+          <w:rFonts w:ascii="Calibri" w:eastAsia="Times New Roman" w:hAnsi="Calibri" w:cs="Calibri"/>
+          <w:color w:val="000000"/>
+          <w:lang w:val="en-US" w:eastAsia="ru-RU"/>
+        </w:rPr>
+        <w:t>-v-drop [V]</w:t>
+      </w:r>
+    </w:p>
+    <w:p>
+      <w:pPr>
+        <w:spacing w:after="0" w:line="240" w:lineRule="auto"/>
+        <w:rPr>
+          <w:rFonts w:ascii="Calibri" w:eastAsia="Times New Roman" w:hAnsi="Calibri" w:cs="Calibri"/>
+          <w:color w:val="000000"/>
+          <w:lang w:eastAsia="ru-RU"/>
+        </w:rPr>
+      </w:pPr>
+      <w:r>
+        <w:rPr>
+          <w:rFonts w:ascii="Calibri" w:eastAsia="Times New Roman" w:hAnsi="Calibri" w:cs="Calibri"/>
+          <w:color w:val="000000"/>
+          <w:lang w:eastAsia="ru-RU"/>
+        </w:rPr>
+        <w:t>Потери в анодном функциональном слое.</w:t>
+      </w:r>
+    </w:p>
+    <w:p>
+      <w:pPr>
+        <w:spacing w:after="0" w:line="240" w:lineRule="auto"/>
+        <w:rPr>
+          <w:rFonts w:ascii="Calibri" w:eastAsia="Times New Roman" w:hAnsi="Calibri" w:cs="Calibri"/>
+          <w:color w:val="000000"/>
+          <w:lang w:val="en-US" w:eastAsia="ru-RU"/>
+        </w:rPr>
+      </w:pPr>
+      <w:r>
+        <w:rPr>
+          <w:rFonts w:ascii="Calibri" w:eastAsia="Times New Roman" w:hAnsi="Calibri" w:cs="Calibri"/>
+          <w:color w:val="000000"/>
+          <w:lang w:val="en-US" w:eastAsia="ru-RU"/>
+        </w:rPr>
+        <w:t>P45 – cathode-</w:t>
+      </w:r>
+      <w:proofErr w:type="spellStart"/>
+      <w:r>
+        <w:rPr>
+          <w:rFonts w:ascii="Calibri" w:eastAsia="Times New Roman" w:hAnsi="Calibri" w:cs="Calibri"/>
+          <w:color w:val="000000"/>
+          <w:lang w:val="en-US" w:eastAsia="ru-RU"/>
+        </w:rPr>
+        <w:t>fl</w:t>
+      </w:r>
+      <w:proofErr w:type="spellEnd"/>
+      <w:r>
+        <w:rPr>
+          <w:rFonts w:ascii="Calibri" w:eastAsia="Times New Roman" w:hAnsi="Calibri" w:cs="Calibri"/>
+          <w:color w:val="000000"/>
+          <w:lang w:val="en-US" w:eastAsia="ru-RU"/>
+        </w:rPr>
+        <w:t>-v-drop [V]</w:t>
+      </w:r>
+    </w:p>
+    <w:p>
+      <w:pPr>
+        <w:spacing w:after="0" w:line="240" w:lineRule="auto"/>
+        <w:rPr>
+          <w:rFonts w:ascii="Calibri" w:eastAsia="Times New Roman" w:hAnsi="Calibri" w:cs="Calibri"/>
+          <w:color w:val="000000"/>
+          <w:lang w:eastAsia="ru-RU"/>
+        </w:rPr>
+      </w:pPr>
+      <w:r>
+        <w:rPr>
+          <w:rFonts w:ascii="Calibri" w:eastAsia="Times New Roman" w:hAnsi="Calibri" w:cs="Calibri"/>
+          <w:color w:val="000000"/>
+          <w:lang w:eastAsia="ru-RU"/>
+        </w:rPr>
+        <w:t>Потери в катодном функциональном слое.</w:t>
+      </w:r>
+    </w:p>
+    <w:p>
+      <w:pPr>
+        <w:spacing w:after="0" w:line="240" w:lineRule="auto"/>
+        <w:rPr>
+          <w:rFonts w:ascii="Calibri" w:eastAsia="Times New Roman" w:hAnsi="Calibri" w:cs="Calibri"/>
+          <w:color w:val="000000"/>
+          <w:lang w:val="en-US" w:eastAsia="ru-RU"/>
+        </w:rPr>
+      </w:pPr>
+      <w:r>
+        <w:rPr>
+          <w:rFonts w:ascii="Calibri" w:eastAsia="Times New Roman" w:hAnsi="Calibri" w:cs="Calibri"/>
+          <w:color w:val="000000"/>
+          <w:lang w:val="en-US" w:eastAsia="ru-RU"/>
+        </w:rPr>
+        <w:t>P56 – anode-</w:t>
+      </w:r>
+      <w:proofErr w:type="spellStart"/>
+      <w:r>
+        <w:rPr>
+          <w:rFonts w:ascii="Calibri" w:eastAsia="Times New Roman" w:hAnsi="Calibri" w:cs="Calibri"/>
+          <w:color w:val="000000"/>
+          <w:lang w:val="en-US" w:eastAsia="ru-RU"/>
+        </w:rPr>
+        <w:t>sl</w:t>
+      </w:r>
+      <w:proofErr w:type="spellEnd"/>
+      <w:r>
+        <w:rPr>
+          <w:rFonts w:ascii="Calibri" w:eastAsia="Times New Roman" w:hAnsi="Calibri" w:cs="Calibri"/>
+          <w:color w:val="000000"/>
+          <w:lang w:val="en-US" w:eastAsia="ru-RU"/>
+        </w:rPr>
+        <w:t>-v-drop [V]</w:t>
+      </w:r>
+    </w:p>
+    <w:p>
+      <w:pPr>
+        <w:spacing w:after="0" w:line="240" w:lineRule="auto"/>
+        <w:rPr>
+          <w:rFonts w:ascii="Calibri" w:eastAsia="Times New Roman" w:hAnsi="Calibri" w:cs="Calibri"/>
+          <w:color w:val="000000"/>
+          <w:lang w:eastAsia="ru-RU"/>
+        </w:rPr>
+      </w:pPr>
+      <w:r>
+        <w:rPr>
+          <w:rFonts w:ascii="Calibri" w:eastAsia="Times New Roman" w:hAnsi="Calibri" w:cs="Calibri"/>
+          <w:color w:val="000000"/>
+          <w:lang w:eastAsia="ru-RU"/>
+        </w:rPr>
+        <w:t>Потери в анодной подложке.</w:t>
+      </w:r>
+    </w:p>
+    <w:p>
+      <w:pPr>
+        <w:spacing w:after="0" w:line="240" w:lineRule="auto"/>
+        <w:rPr>
+          <w:rFonts w:ascii="Calibri" w:eastAsia="Times New Roman" w:hAnsi="Calibri" w:cs="Calibri"/>
+          <w:color w:val="000000"/>
+          <w:lang w:eastAsia="ru-RU"/>
+        </w:rPr>
+      </w:pPr>
+      <w:r>
+        <w:rPr>
+          <w:rFonts w:ascii="Calibri" w:eastAsia="Times New Roman" w:hAnsi="Calibri" w:cs="Calibri"/>
+          <w:color w:val="000000"/>
+          <w:lang w:eastAsia="ru-RU"/>
+        </w:rPr>
+        <w:t xml:space="preserve">P59 – </w:t>
+      </w:r>
+      <w:proofErr w:type="spellStart"/>
+      <w:r>
+        <w:rPr>
+          <w:rFonts w:ascii="Calibri" w:eastAsia="Times New Roman" w:hAnsi="Calibri" w:cs="Calibri"/>
+          <w:color w:val="000000"/>
+          <w:lang w:eastAsia="ru-RU"/>
+        </w:rPr>
+        <w:t>cathode</w:t>
+      </w:r>
+      <w:proofErr w:type="spellEnd"/>
+      <w:r>
+        <w:rPr>
+          <w:rFonts w:ascii="Calibri" w:eastAsia="Times New Roman" w:hAnsi="Calibri" w:cs="Calibri"/>
+          <w:color w:val="000000"/>
+          <w:lang w:eastAsia="ru-RU"/>
+        </w:rPr>
+        <w:t>-</w:t>
+      </w:r>
+      <w:proofErr w:type="spellStart"/>
+      <w:r>
+        <w:rPr>
+          <w:rFonts w:ascii="Calibri" w:eastAsia="Times New Roman" w:hAnsi="Calibri" w:cs="Calibri"/>
+          <w:color w:val="000000"/>
+          <w:lang w:eastAsia="ru-RU"/>
+        </w:rPr>
+        <w:t>ccl</w:t>
+      </w:r>
+      <w:proofErr w:type="spellEnd"/>
+      <w:r>
+        <w:rPr>
+          <w:rFonts w:ascii="Calibri" w:eastAsia="Times New Roman" w:hAnsi="Calibri" w:cs="Calibri"/>
+          <w:color w:val="000000"/>
+          <w:lang w:eastAsia="ru-RU"/>
+        </w:rPr>
+        <w:t>-v-</w:t>
+      </w:r>
+      <w:proofErr w:type="spellStart"/>
+      <w:r>
+        <w:rPr>
+          <w:rFonts w:ascii="Calibri" w:eastAsia="Times New Roman" w:hAnsi="Calibri" w:cs="Calibri"/>
+          <w:color w:val="000000"/>
+          <w:lang w:eastAsia="ru-RU"/>
+        </w:rPr>
+        <w:t>drop</w:t>
+      </w:r>
+      <w:proofErr w:type="spellEnd"/>
+      <w:r>
+        <w:rPr>
+          <w:rFonts w:ascii="Calibri" w:eastAsia="Times New Roman" w:hAnsi="Calibri" w:cs="Calibri"/>
+          <w:color w:val="000000"/>
+          <w:lang w:eastAsia="ru-RU"/>
+        </w:rPr>
+        <w:t xml:space="preserve"> [V]</w:t>
+      </w:r>
+    </w:p>
+    <w:p>
+      <w:pPr>
+        <w:spacing w:after="0" w:line="240" w:lineRule="auto"/>
+        <w:rPr>
+          <w:rFonts w:ascii="Calibri" w:eastAsia="Times New Roman" w:hAnsi="Calibri" w:cs="Calibri"/>
+          <w:color w:val="000000"/>
+          <w:lang w:eastAsia="ru-RU"/>
+        </w:rPr>
+      </w:pPr>
+      <w:r>
+        <w:rPr>
+          <w:rFonts w:ascii="Calibri" w:eastAsia="Times New Roman" w:hAnsi="Calibri" w:cs="Calibri"/>
+          <w:color w:val="000000"/>
+          <w:lang w:eastAsia="ru-RU"/>
+        </w:rPr>
+        <w:t>Потери в катодном каталитическом слое.</w:t>
+      </w:r>
+    </w:p>
+    <w:p>
+      <w:pPr>
+        <w:spacing w:after="0" w:line="240" w:lineRule="auto"/>
+        <w:rPr>
+          <w:rFonts w:ascii="Calibri" w:eastAsia="Times New Roman" w:hAnsi="Calibri" w:cs="Calibri"/>
+          <w:color w:val="000000"/>
+          <w:lang w:eastAsia="ru-RU"/>
+        </w:rPr>
+      </w:pPr>
+      <w:r>
+        <w:rPr>
+          <w:rFonts w:ascii="Calibri" w:eastAsia="Times New Roman" w:hAnsi="Calibri" w:cs="Calibri"/>
+          <w:color w:val="000000"/>
+          <w:lang w:eastAsia="ru-RU"/>
+        </w:rPr>
+        <w:t xml:space="preserve">P60 – </w:t>
+      </w:r>
+      <w:proofErr w:type="spellStart"/>
+      <w:r>
+        <w:rPr>
+          <w:rFonts w:ascii="Calibri" w:eastAsia="Times New Roman" w:hAnsi="Calibri" w:cs="Calibri"/>
+          <w:color w:val="000000"/>
+          <w:lang w:eastAsia="ru-RU"/>
+        </w:rPr>
+        <w:t>ohmic-losses</w:t>
+      </w:r>
+      <w:proofErr w:type="spellEnd"/>
+      <w:r>
+        <w:rPr>
+          <w:rFonts w:ascii="Calibri" w:eastAsia="Times New Roman" w:hAnsi="Calibri" w:cs="Calibri"/>
+          <w:color w:val="000000"/>
+          <w:lang w:eastAsia="ru-RU"/>
+        </w:rPr>
+        <w:t xml:space="preserve"> [V]</w:t>
+      </w:r>
+    </w:p>
+    <w:p>
+      <w:pPr>
+        <w:spacing w:after="0" w:line="240" w:lineRule="auto"/>
+        <w:rPr>
+          <w:rFonts w:ascii="Calibri" w:eastAsia="Times New Roman" w:hAnsi="Calibri" w:cs="Calibri"/>
+          <w:color w:val="000000"/>
+          <w:lang w:eastAsia="ru-RU"/>
+        </w:rPr>
+      </w:pPr>
+      <w:r>
+        <w:rPr>
+          <w:rFonts w:ascii="Calibri" w:eastAsia="Times New Roman" w:hAnsi="Calibri" w:cs="Calibri"/>
+          <w:color w:val="000000"/>
+          <w:lang w:eastAsia="ru-RU"/>
+        </w:rPr>
+        <w:t>Суммарные омические потери.</w:t>
+      </w:r>
+    </w:p>
+    <w:p>
+      <w:pPr>
+        <w:spacing w:after="0" w:line="240" w:lineRule="auto"/>
+        <w:rPr>
+          <w:rFonts w:ascii="Calibri" w:eastAsia="Times New Roman" w:hAnsi="Calibri" w:cs="Calibri"/>
+          <w:b/>
+          <w:color w:val="000000"/>
+          <w:sz w:val="24"/>
+          <w:lang w:eastAsia="ru-RU"/>
+        </w:rPr>
+      </w:pPr>
+      <w:r>
+        <w:rPr>
+          <w:rFonts w:ascii="Calibri" w:eastAsia="Times New Roman" w:hAnsi="Calibri" w:cs="Calibri"/>
+          <w:b/>
+          <w:color w:val="000000"/>
+          <w:sz w:val="24"/>
+          <w:lang w:eastAsia="ru-RU"/>
+        </w:rPr>
+        <w:t>Поляризационные потери</w:t>
+      </w:r>
+    </w:p>
+    <w:p>
+      <w:pPr>
+        <w:spacing w:after="0" w:line="240" w:lineRule="auto"/>
+        <w:rPr>
+          <w:rFonts w:ascii="Calibri" w:eastAsia="Times New Roman" w:hAnsi="Calibri" w:cs="Calibri"/>
+          <w:color w:val="000000"/>
+          <w:lang w:eastAsia="ru-RU"/>
+        </w:rPr>
+      </w:pPr>
+      <w:r>
+        <w:rPr>
+          <w:rFonts w:ascii="Calibri" w:eastAsia="Times New Roman" w:hAnsi="Calibri" w:cs="Calibri"/>
+          <w:color w:val="000000"/>
+          <w:lang w:eastAsia="ru-RU"/>
+        </w:rPr>
+        <w:t xml:space="preserve">P70 – </w:t>
+      </w:r>
+      <w:proofErr w:type="spellStart"/>
+      <w:r>
+        <w:rPr>
+          <w:rFonts w:ascii="Calibri" w:eastAsia="Times New Roman" w:hAnsi="Calibri" w:cs="Calibri"/>
+          <w:color w:val="000000"/>
+          <w:lang w:eastAsia="ru-RU"/>
+        </w:rPr>
+        <w:t>anode-overpotential-avg</w:t>
+      </w:r>
+      <w:proofErr w:type="spellEnd"/>
+      <w:r>
+        <w:rPr>
+          <w:rFonts w:ascii="Calibri" w:eastAsia="Times New Roman" w:hAnsi="Calibri" w:cs="Calibri"/>
+          <w:color w:val="000000"/>
+          <w:lang w:eastAsia="ru-RU"/>
+        </w:rPr>
+        <w:t xml:space="preserve"> [V]</w:t>
+      </w:r>
+    </w:p>
+    <w:p>
+      <w:pPr>
+        <w:spacing w:after="0" w:line="240" w:lineRule="auto"/>
+        <w:rPr>
+          <w:rFonts w:ascii="Calibri" w:eastAsia="Times New Roman" w:hAnsi="Calibri" w:cs="Calibri"/>
+          <w:color w:val="000000"/>
+          <w:lang w:eastAsia="ru-RU"/>
+        </w:rPr>
+      </w:pPr>
+      <w:r>
+        <w:rPr>
+          <w:rFonts w:ascii="Calibri" w:eastAsia="Times New Roman" w:hAnsi="Calibri" w:cs="Calibri"/>
+          <w:color w:val="000000"/>
+          <w:lang w:eastAsia="ru-RU"/>
+        </w:rPr>
+        <w:t>Перенапряжение анода (кинетика реакции H₂ → H⁺/O²⁻).</w:t>
+      </w:r>
+    </w:p>
+    <w:p>
+      <w:pPr>
+        <w:spacing w:after="0" w:line="240" w:lineRule="auto"/>
+        <w:rPr>
+          <w:rFonts w:ascii="Calibri" w:eastAsia="Times New Roman" w:hAnsi="Calibri" w:cs="Calibri"/>
+          <w:color w:val="000000"/>
+          <w:lang w:val="en-US" w:eastAsia="ru-RU"/>
+        </w:rPr>
+      </w:pPr>
+      <w:r>
+        <w:rPr>
+          <w:rFonts w:ascii="Calibri" w:eastAsia="Times New Roman" w:hAnsi="Calibri" w:cs="Calibri"/>
+          <w:color w:val="000000"/>
+          <w:lang w:val="en-US" w:eastAsia="ru-RU"/>
+        </w:rPr>
+        <w:t>P75 – cathode-overpotential-avg [V]</w:t>
+      </w:r>
+    </w:p>
+    <w:p>
+      <w:pPr>
+        <w:spacing w:after="0" w:line="240" w:lineRule="auto"/>
+        <w:rPr>
+          <w:rFonts w:ascii="Calibri" w:eastAsia="Times New Roman" w:hAnsi="Calibri" w:cs="Calibri"/>
+          <w:color w:val="000000"/>
+          <w:lang w:eastAsia="ru-RU"/>
+        </w:rPr>
+      </w:pPr>
+      <w:r>
+        <w:rPr>
+          <w:rFonts w:ascii="Calibri" w:eastAsia="Times New Roman" w:hAnsi="Calibri" w:cs="Calibri"/>
+          <w:color w:val="000000"/>
+          <w:lang w:eastAsia="ru-RU"/>
+        </w:rPr>
+        <w:t>Перенапряжение катода (восстановление O₂).</w:t>
+      </w:r>
+    </w:p>
+    <w:p>
+      <w:pPr>
+        <w:spacing w:after="0" w:line="240" w:lineRule="auto"/>
+        <w:rPr>
+          <w:rFonts w:ascii="Calibri" w:eastAsia="Times New Roman" w:hAnsi="Calibri" w:cs="Calibri"/>
+          <w:color w:val="000000"/>
+          <w:lang w:eastAsia="ru-RU"/>
+        </w:rPr>
+      </w:pPr>
+      <w:r>
+        <w:rPr>
+          <w:rFonts w:ascii="Calibri" w:eastAsia="Times New Roman" w:hAnsi="Calibri" w:cs="Calibri"/>
+          <w:color w:val="000000"/>
+          <w:lang w:eastAsia="ru-RU"/>
+        </w:rPr>
+        <w:t xml:space="preserve">P61 – </w:t>
+      </w:r>
+      <w:proofErr w:type="spellStart"/>
+      <w:r>
+        <w:rPr>
+          <w:rFonts w:ascii="Calibri" w:eastAsia="Times New Roman" w:hAnsi="Calibri" w:cs="Calibri"/>
+          <w:color w:val="000000"/>
+          <w:lang w:eastAsia="ru-RU"/>
+        </w:rPr>
+        <w:t>polarization</w:t>
+      </w:r>
+      <w:proofErr w:type="spellEnd"/>
+      <w:r>
+        <w:rPr>
+          <w:rFonts w:ascii="Calibri" w:eastAsia="Times New Roman" w:hAnsi="Calibri" w:cs="Calibri"/>
+          <w:color w:val="000000"/>
+          <w:lang w:eastAsia="ru-RU"/>
+        </w:rPr>
+        <w:t xml:space="preserve"> [V]</w:t>
+      </w:r>
+    </w:p>
+    <w:p>
+      <w:pPr>
+        <w:spacing w:after="0" w:line="240" w:lineRule="auto"/>
+        <w:rPr>
+          <w:rFonts w:ascii="Calibri" w:eastAsia="Times New Roman" w:hAnsi="Calibri" w:cs="Calibri"/>
+          <w:color w:val="000000"/>
+          <w:lang w:eastAsia="ru-RU"/>
+        </w:rPr>
+      </w:pPr>
+      <w:r>
+        <w:rPr>
+          <w:rFonts w:ascii="Calibri" w:eastAsia="Times New Roman" w:hAnsi="Calibri" w:cs="Calibri"/>
+          <w:color w:val="000000"/>
+          <w:lang w:eastAsia="ru-RU"/>
+        </w:rPr>
+        <w:t>Суммарные активационные + концентрационные потери.</w:t>
+      </w:r>
+    </w:p>
+    <w:p>
+      <w:pPr>
+        <w:spacing w:after="0" w:line="240" w:lineRule="auto"/>
+        <w:rPr>
+          <w:rFonts w:ascii="Calibri" w:eastAsia="Times New Roman" w:hAnsi="Calibri" w:cs="Calibri"/>
+          <w:b/>
+          <w:color w:val="000000"/>
+          <w:sz w:val="24"/>
+          <w:lang w:eastAsia="ru-RU"/>
+        </w:rPr>
+      </w:pPr>
+      <w:r>
+        <w:rPr>
+          <w:rFonts w:ascii="Calibri" w:eastAsia="Times New Roman" w:hAnsi="Calibri" w:cs="Calibri"/>
+          <w:b/>
+          <w:color w:val="000000"/>
+          <w:sz w:val="24"/>
+          <w:lang w:eastAsia="ru-RU"/>
+        </w:rPr>
+        <w:t>Общие потери</w:t>
+      </w:r>
+    </w:p>
+    <w:p>
+      <w:pPr>
+        <w:spacing w:after="0" w:line="240" w:lineRule="auto"/>
+        <w:rPr>
+          <w:rFonts w:ascii="Calibri" w:eastAsia="Times New Roman" w:hAnsi="Calibri" w:cs="Calibri"/>
+          <w:color w:val="000000"/>
+          <w:lang w:eastAsia="ru-RU"/>
+        </w:rPr>
+      </w:pPr>
+      <w:r>
+        <w:rPr>
+          <w:rFonts w:ascii="Calibri" w:eastAsia="Times New Roman" w:hAnsi="Calibri" w:cs="Calibri"/>
+          <w:color w:val="000000"/>
+          <w:lang w:eastAsia="ru-RU"/>
+        </w:rPr>
+        <w:t xml:space="preserve">P62 – </w:t>
+      </w:r>
+      <w:proofErr w:type="spellStart"/>
+      <w:r>
+        <w:rPr>
+          <w:rFonts w:ascii="Calibri" w:eastAsia="Times New Roman" w:hAnsi="Calibri" w:cs="Calibri"/>
+          <w:color w:val="000000"/>
+          <w:lang w:eastAsia="ru-RU"/>
+        </w:rPr>
+        <w:t>total-losses</w:t>
+      </w:r>
+      <w:proofErr w:type="spellEnd"/>
+      <w:r>
+        <w:rPr>
+          <w:rFonts w:ascii="Calibri" w:eastAsia="Times New Roman" w:hAnsi="Calibri" w:cs="Calibri"/>
+          <w:color w:val="000000"/>
+          <w:lang w:eastAsia="ru-RU"/>
+        </w:rPr>
+        <w:t xml:space="preserve"> [V]</w:t>
+      </w:r>
+    </w:p>
+    <w:p>
+      <w:pPr>
+        <w:spacing w:after="0" w:line="240" w:lineRule="auto"/>
+        <w:rPr>
+          <w:rFonts w:ascii="Calibri" w:eastAsia="Times New Roman" w:hAnsi="Calibri" w:cs="Calibri"/>
+          <w:color w:val="000000"/>
+          <w:lang w:eastAsia="ru-RU"/>
+        </w:rPr>
+      </w:pPr>
+      <w:r>
+        <w:rPr>
+          <w:rFonts w:ascii="Calibri" w:eastAsia="Times New Roman" w:hAnsi="Calibri" w:cs="Calibri"/>
+          <w:color w:val="000000"/>
+          <w:lang w:eastAsia="ru-RU"/>
+        </w:rPr>
+        <w:t>Все потери вместе:</w:t>
+      </w:r>
+    </w:p>
+    <w:p>
+      <w:pPr>
+        <w:spacing w:after="0" w:line="240" w:lineRule="auto"/>
+        <w:rPr>
+          <w:rFonts w:ascii="Calibri" w:eastAsia="Times New Roman" w:hAnsi="Calibri" w:cs="Calibri"/>
+          <w:color w:val="000000"/>
+          <w:lang w:eastAsia="ru-RU"/>
+        </w:rPr>
+      </w:pPr>
+      <w:r>
+        <w:rPr>
+          <w:rFonts w:ascii="Calibri" w:eastAsia="Times New Roman" w:hAnsi="Calibri" w:cs="Calibri"/>
+          <w:color w:val="000000"/>
+          <w:lang w:eastAsia="ru-RU"/>
+        </w:rPr>
+        <w:t>омические + поляризационные</w:t>
+      </w:r>
+    </w:p>
+    <w:p>
+      <w:pPr>
+        <w:spacing w:after="0" w:line="240" w:lineRule="auto"/>
+        <w:rPr>
+          <w:rFonts w:ascii="Calibri" w:eastAsia="Times New Roman" w:hAnsi="Calibri" w:cs="Calibri"/>
+          <w:color w:val="000000"/>
+          <w:lang w:eastAsia="ru-RU"/>
+        </w:rPr>
+      </w:pPr>
+    </w:p>
+    <w:p>
+      <w:pPr>
+        <w:spacing w:after="0" w:line="240" w:lineRule="auto"/>
+        <w:rPr>
+          <w:rFonts w:ascii="Calibri" w:eastAsia="Times New Roman" w:hAnsi="Calibri" w:cs="Calibri"/>
+          <w:b/>
+          <w:color w:val="000000"/>
           <w:sz w:val="28"/>
           <w:lang w:eastAsia="ru-RU"/>
         </w:rPr>
-        <w:t>жения (очень важно для анализа)</w:t>
-      </w:r>
-    </w:p>
-    <w:p>
-      <w:pPr>
-        <w:spacing w:after="0" w:line="240" w:lineRule="auto"/>
-        <w:rPr>
-          <w:rFonts w:ascii="Calibri" w:eastAsia="Times New Roman" w:hAnsi="Calibri" w:cs="Calibri"/>
-          <w:color w:val="000000"/>
-          <w:lang w:eastAsia="ru-RU"/>
-        </w:rPr>
-      </w:pPr>
-      <w:r>
-        <w:rPr>
-          <w:rFonts w:ascii="Calibri" w:eastAsia="Times New Roman" w:hAnsi="Calibri" w:cs="Calibri"/>
-          <w:color w:val="000000"/>
-          <w:lang w:eastAsia="ru-RU"/>
-        </w:rPr>
-        <w:t>SOFC теряет напр</w:t>
-      </w:r>
-      <w:r>
-        <w:rPr>
-          <w:rFonts w:ascii="Calibri" w:eastAsia="Times New Roman" w:hAnsi="Calibri" w:cs="Calibri"/>
-          <w:color w:val="000000"/>
-          <w:lang w:eastAsia="ru-RU"/>
-        </w:rPr>
-        <w:t>яжение из-за разных механизмов:</w:t>
-      </w:r>
-    </w:p>
-    <w:p>
-      <w:pPr>
-        <w:spacing w:after="0" w:line="240" w:lineRule="auto"/>
+      </w:pPr>
+      <w:r>
         <w:rPr>
           <w:rFonts w:ascii="Calibri" w:eastAsia="Times New Roman" w:hAnsi="Calibri" w:cs="Calibri"/>
           <w:b/>
           <w:color w:val="000000"/>
-          <w:sz w:val="24"/>
-          <w:lang w:eastAsia="ru-RU"/>
-        </w:rPr>
-      </w:pPr>
-      <w:proofErr w:type="spellStart"/>
-      <w:r>
-        <w:rPr>
-          <w:rFonts w:ascii="Calibri" w:eastAsia="Times New Roman" w:hAnsi="Calibri" w:cs="Calibri"/>
-          <w:b/>
-          <w:color w:val="000000"/>
-          <w:sz w:val="24"/>
-          <w:lang w:eastAsia="ru-RU"/>
-        </w:rPr>
-        <w:t>Оммические</w:t>
-      </w:r>
-      <w:proofErr w:type="spellEnd"/>
-      <w:r>
-        <w:rPr>
-          <w:rFonts w:ascii="Calibri" w:eastAsia="Times New Roman" w:hAnsi="Calibri" w:cs="Calibri"/>
-          <w:b/>
-          <w:color w:val="000000"/>
-          <w:sz w:val="24"/>
-          <w:lang w:eastAsia="ru-RU"/>
-        </w:rPr>
-        <w:t xml:space="preserve"> потери</w:t>
-      </w:r>
-    </w:p>
-    <w:p>
-      <w:pPr>
-        <w:spacing w:after="0" w:line="240" w:lineRule="auto"/>
-        <w:rPr>
-          <w:rFonts w:ascii="Calibri" w:eastAsia="Times New Roman" w:hAnsi="Calibri" w:cs="Calibri"/>
-          <w:color w:val="000000"/>
-          <w:lang w:eastAsia="ru-RU"/>
-        </w:rPr>
-      </w:pPr>
-      <w:r>
-        <w:rPr>
-          <w:rFonts w:ascii="Calibri" w:eastAsia="Times New Roman" w:hAnsi="Calibri" w:cs="Calibri"/>
-          <w:color w:val="000000"/>
-          <w:lang w:eastAsia="ru-RU"/>
-        </w:rPr>
-        <w:t xml:space="preserve">P39 – </w:t>
-      </w:r>
-      <w:proofErr w:type="spellStart"/>
-      <w:r>
-        <w:rPr>
-          <w:rFonts w:ascii="Calibri" w:eastAsia="Times New Roman" w:hAnsi="Calibri" w:cs="Calibri"/>
-          <w:color w:val="000000"/>
-          <w:lang w:eastAsia="ru-RU"/>
-        </w:rPr>
-        <w:t>electrolyte</w:t>
-      </w:r>
-      <w:proofErr w:type="spellEnd"/>
-      <w:r>
-        <w:rPr>
-          <w:rFonts w:ascii="Calibri" w:eastAsia="Times New Roman" w:hAnsi="Calibri" w:cs="Calibri"/>
-          <w:color w:val="000000"/>
-          <w:lang w:eastAsia="ru-RU"/>
-        </w:rPr>
-        <w:t>-v-</w:t>
-      </w:r>
-      <w:proofErr w:type="spellStart"/>
-      <w:r>
-        <w:rPr>
-          <w:rFonts w:ascii="Calibri" w:eastAsia="Times New Roman" w:hAnsi="Calibri" w:cs="Calibri"/>
-          <w:color w:val="000000"/>
-          <w:lang w:eastAsia="ru-RU"/>
-        </w:rPr>
-        <w:t>drop</w:t>
-      </w:r>
-      <w:proofErr w:type="spellEnd"/>
-      <w:r>
-        <w:rPr>
-          <w:rFonts w:ascii="Calibri" w:eastAsia="Times New Roman" w:hAnsi="Calibri" w:cs="Calibri"/>
-          <w:color w:val="000000"/>
-          <w:lang w:eastAsia="ru-RU"/>
-        </w:rPr>
-        <w:t xml:space="preserve"> [V]</w:t>
-      </w:r>
-    </w:p>
-    <w:p>
-      <w:pPr>
-        <w:spacing w:after="0" w:line="240" w:lineRule="auto"/>
-        <w:rPr>
-          <w:rFonts w:ascii="Calibri" w:eastAsia="Times New Roman" w:hAnsi="Calibri" w:cs="Calibri"/>
-          <w:color w:val="000000"/>
-          <w:lang w:eastAsia="ru-RU"/>
-        </w:rPr>
-      </w:pPr>
-      <w:r>
-        <w:rPr>
-          <w:rFonts w:ascii="Calibri" w:eastAsia="Times New Roman" w:hAnsi="Calibri" w:cs="Calibri"/>
-          <w:color w:val="000000"/>
-          <w:lang w:eastAsia="ru-RU"/>
-        </w:rPr>
-        <w:t>Потери в электролите (ионная проводимость).</w:t>
-      </w:r>
-    </w:p>
-    <w:p>
-      <w:pPr>
-        <w:spacing w:after="0" w:line="240" w:lineRule="auto"/>
-        <w:rPr>
-          <w:rFonts w:ascii="Calibri" w:eastAsia="Times New Roman" w:hAnsi="Calibri" w:cs="Calibri"/>
-          <w:color w:val="000000"/>
-          <w:lang w:val="en-US" w:eastAsia="ru-RU"/>
-        </w:rPr>
-      </w:pPr>
-      <w:r>
-        <w:rPr>
-          <w:rFonts w:ascii="Calibri" w:eastAsia="Times New Roman" w:hAnsi="Calibri" w:cs="Calibri"/>
-          <w:color w:val="000000"/>
-          <w:lang w:val="en-US" w:eastAsia="ru-RU"/>
-        </w:rPr>
-        <w:t>P40 – anode-</w:t>
-      </w:r>
-      <w:proofErr w:type="spellStart"/>
-      <w:r>
-        <w:rPr>
-          <w:rFonts w:ascii="Calibri" w:eastAsia="Times New Roman" w:hAnsi="Calibri" w:cs="Calibri"/>
-          <w:color w:val="000000"/>
-          <w:lang w:val="en-US" w:eastAsia="ru-RU"/>
-        </w:rPr>
-        <w:t>fl</w:t>
-      </w:r>
-      <w:proofErr w:type="spellEnd"/>
-      <w:r>
-        <w:rPr>
-          <w:rFonts w:ascii="Calibri" w:eastAsia="Times New Roman" w:hAnsi="Calibri" w:cs="Calibri"/>
-          <w:color w:val="000000"/>
-          <w:lang w:val="en-US" w:eastAsia="ru-RU"/>
-        </w:rPr>
-        <w:t>-v-drop [V]</w:t>
-      </w:r>
-    </w:p>
-    <w:p>
-      <w:pPr>
-        <w:spacing w:after="0" w:line="240" w:lineRule="auto"/>
-        <w:rPr>
-          <w:rFonts w:ascii="Calibri" w:eastAsia="Times New Roman" w:hAnsi="Calibri" w:cs="Calibri"/>
-          <w:color w:val="000000"/>
-          <w:lang w:eastAsia="ru-RU"/>
-        </w:rPr>
-      </w:pPr>
-      <w:r>
-        <w:rPr>
-          <w:rFonts w:ascii="Calibri" w:eastAsia="Times New Roman" w:hAnsi="Calibri" w:cs="Calibri"/>
-          <w:color w:val="000000"/>
-          <w:lang w:eastAsia="ru-RU"/>
-        </w:rPr>
-        <w:t>Потери в анодном функциональном слое.</w:t>
-      </w:r>
-    </w:p>
-    <w:p>
-      <w:pPr>
-        <w:spacing w:after="0" w:line="240" w:lineRule="auto"/>
-        <w:rPr>
-          <w:rFonts w:ascii="Calibri" w:eastAsia="Times New Roman" w:hAnsi="Calibri" w:cs="Calibri"/>
-          <w:color w:val="000000"/>
-          <w:lang w:val="en-US" w:eastAsia="ru-RU"/>
-        </w:rPr>
-      </w:pPr>
-      <w:r>
-        <w:rPr>
-          <w:rFonts w:ascii="Calibri" w:eastAsia="Times New Roman" w:hAnsi="Calibri" w:cs="Calibri"/>
-          <w:color w:val="000000"/>
-          <w:lang w:val="en-US" w:eastAsia="ru-RU"/>
-        </w:rPr>
-        <w:t>P45 – cathode-</w:t>
-      </w:r>
-      <w:proofErr w:type="spellStart"/>
-      <w:r>
-        <w:rPr>
-          <w:rFonts w:ascii="Calibri" w:eastAsia="Times New Roman" w:hAnsi="Calibri" w:cs="Calibri"/>
-          <w:color w:val="000000"/>
-          <w:lang w:val="en-US" w:eastAsia="ru-RU"/>
-        </w:rPr>
-        <w:t>fl</w:t>
-      </w:r>
-      <w:proofErr w:type="spellEnd"/>
-      <w:r>
-        <w:rPr>
-          <w:rFonts w:ascii="Calibri" w:eastAsia="Times New Roman" w:hAnsi="Calibri" w:cs="Calibri"/>
-          <w:color w:val="000000"/>
-          <w:lang w:val="en-US" w:eastAsia="ru-RU"/>
-        </w:rPr>
-        <w:t>-v-drop [V]</w:t>
-      </w:r>
-    </w:p>
-    <w:p>
-      <w:pPr>
-        <w:spacing w:after="0" w:line="240" w:lineRule="auto"/>
-        <w:rPr>
-          <w:rFonts w:ascii="Calibri" w:eastAsia="Times New Roman" w:hAnsi="Calibri" w:cs="Calibri"/>
-          <w:color w:val="000000"/>
-          <w:lang w:eastAsia="ru-RU"/>
-        </w:rPr>
-      </w:pPr>
-      <w:r>
-        <w:rPr>
-          <w:rFonts w:ascii="Calibri" w:eastAsia="Times New Roman" w:hAnsi="Calibri" w:cs="Calibri"/>
-          <w:color w:val="000000"/>
-          <w:lang w:eastAsia="ru-RU"/>
-        </w:rPr>
-        <w:t>Потери в катодном функциональном слое.</w:t>
-      </w:r>
-    </w:p>
-    <w:p>
-      <w:pPr>
-        <w:spacing w:after="0" w:line="240" w:lineRule="auto"/>
-        <w:rPr>
-          <w:rFonts w:ascii="Calibri" w:eastAsia="Times New Roman" w:hAnsi="Calibri" w:cs="Calibri"/>
-          <w:color w:val="000000"/>
-          <w:lang w:val="en-US" w:eastAsia="ru-RU"/>
-        </w:rPr>
-      </w:pPr>
-      <w:r>
-        <w:rPr>
-          <w:rFonts w:ascii="Calibri" w:eastAsia="Times New Roman" w:hAnsi="Calibri" w:cs="Calibri"/>
-          <w:color w:val="000000"/>
-          <w:lang w:val="en-US" w:eastAsia="ru-RU"/>
-        </w:rPr>
-        <w:t>P56 – anode-</w:t>
-      </w:r>
-      <w:proofErr w:type="spellStart"/>
-      <w:r>
-        <w:rPr>
-          <w:rFonts w:ascii="Calibri" w:eastAsia="Times New Roman" w:hAnsi="Calibri" w:cs="Calibri"/>
-          <w:color w:val="000000"/>
-          <w:lang w:val="en-US" w:eastAsia="ru-RU"/>
-        </w:rPr>
-        <w:t>sl</w:t>
-      </w:r>
-      <w:proofErr w:type="spellEnd"/>
-      <w:r>
-        <w:rPr>
-          <w:rFonts w:ascii="Calibri" w:eastAsia="Times New Roman" w:hAnsi="Calibri" w:cs="Calibri"/>
-          <w:color w:val="000000"/>
-          <w:lang w:val="en-US" w:eastAsia="ru-RU"/>
-        </w:rPr>
-        <w:t>-v-drop [V]</w:t>
-      </w:r>
-    </w:p>
-    <w:p>
-      <w:pPr>
-        <w:spacing w:after="0" w:line="240" w:lineRule="auto"/>
-        <w:rPr>
-          <w:rFonts w:ascii="Calibri" w:eastAsia="Times New Roman" w:hAnsi="Calibri" w:cs="Calibri"/>
-          <w:color w:val="000000"/>
-          <w:lang w:eastAsia="ru-RU"/>
-        </w:rPr>
-      </w:pPr>
-      <w:r>
-        <w:rPr>
-          <w:rFonts w:ascii="Calibri" w:eastAsia="Times New Roman" w:hAnsi="Calibri" w:cs="Calibri"/>
-          <w:color w:val="000000"/>
-          <w:lang w:eastAsia="ru-RU"/>
-        </w:rPr>
-        <w:t>Потери в анодной подложке.</w:t>
-      </w:r>
-    </w:p>
-    <w:p>
-      <w:pPr>
-        <w:spacing w:after="0" w:line="240" w:lineRule="auto"/>
-        <w:rPr>
-          <w:rFonts w:ascii="Calibri" w:eastAsia="Times New Roman" w:hAnsi="Calibri" w:cs="Calibri"/>
-          <w:color w:val="000000"/>
-          <w:lang w:eastAsia="ru-RU"/>
-        </w:rPr>
-      </w:pPr>
-      <w:r>
-        <w:rPr>
-          <w:rFonts w:ascii="Calibri" w:eastAsia="Times New Roman" w:hAnsi="Calibri" w:cs="Calibri"/>
-          <w:color w:val="000000"/>
-          <w:lang w:eastAsia="ru-RU"/>
-        </w:rPr>
-        <w:t xml:space="preserve">P59 – </w:t>
-      </w:r>
-      <w:proofErr w:type="spellStart"/>
-      <w:r>
-        <w:rPr>
-          <w:rFonts w:ascii="Calibri" w:eastAsia="Times New Roman" w:hAnsi="Calibri" w:cs="Calibri"/>
-          <w:color w:val="000000"/>
-          <w:lang w:eastAsia="ru-RU"/>
-        </w:rPr>
-        <w:t>cathode</w:t>
-      </w:r>
-      <w:proofErr w:type="spellEnd"/>
-      <w:r>
-        <w:rPr>
-          <w:rFonts w:ascii="Calibri" w:eastAsia="Times New Roman" w:hAnsi="Calibri" w:cs="Calibri"/>
-          <w:color w:val="000000"/>
-          <w:lang w:eastAsia="ru-RU"/>
-        </w:rPr>
-        <w:t>-</w:t>
-      </w:r>
-      <w:proofErr w:type="spellStart"/>
-      <w:r>
-        <w:rPr>
-          <w:rFonts w:ascii="Calibri" w:eastAsia="Times New Roman" w:hAnsi="Calibri" w:cs="Calibri"/>
-          <w:color w:val="000000"/>
-          <w:lang w:eastAsia="ru-RU"/>
-        </w:rPr>
-        <w:t>ccl</w:t>
-      </w:r>
-      <w:proofErr w:type="spellEnd"/>
-      <w:r>
-        <w:rPr>
-          <w:rFonts w:ascii="Calibri" w:eastAsia="Times New Roman" w:hAnsi="Calibri" w:cs="Calibri"/>
-          <w:color w:val="000000"/>
-          <w:lang w:eastAsia="ru-RU"/>
-        </w:rPr>
-        <w:t>-v-</w:t>
-      </w:r>
-      <w:proofErr w:type="spellStart"/>
-      <w:r>
-        <w:rPr>
-          <w:rFonts w:ascii="Calibri" w:eastAsia="Times New Roman" w:hAnsi="Calibri" w:cs="Calibri"/>
-          <w:color w:val="000000"/>
-          <w:lang w:eastAsia="ru-RU"/>
-        </w:rPr>
-        <w:t>drop</w:t>
-      </w:r>
-      <w:proofErr w:type="spellEnd"/>
-      <w:r>
-        <w:rPr>
-          <w:rFonts w:ascii="Calibri" w:eastAsia="Times New Roman" w:hAnsi="Calibri" w:cs="Calibri"/>
-          <w:color w:val="000000"/>
-          <w:lang w:eastAsia="ru-RU"/>
-        </w:rPr>
-        <w:t xml:space="preserve"> [V]</w:t>
-      </w:r>
-    </w:p>
-    <w:p>
-      <w:pPr>
-        <w:spacing w:after="0" w:line="240" w:lineRule="auto"/>
-        <w:rPr>
-          <w:rFonts w:ascii="Calibri" w:eastAsia="Times New Roman" w:hAnsi="Calibri" w:cs="Calibri"/>
-          <w:color w:val="000000"/>
-          <w:lang w:eastAsia="ru-RU"/>
-        </w:rPr>
-      </w:pPr>
-      <w:r>
-        <w:rPr>
-          <w:rFonts w:ascii="Calibri" w:eastAsia="Times New Roman" w:hAnsi="Calibri" w:cs="Calibri"/>
-          <w:color w:val="000000"/>
-          <w:lang w:eastAsia="ru-RU"/>
-        </w:rPr>
-        <w:t>Потери в катодном каталитическом слое.</w:t>
-      </w:r>
-    </w:p>
-    <w:p>
-      <w:pPr>
-        <w:spacing w:after="0" w:line="240" w:lineRule="auto"/>
-        <w:rPr>
-          <w:rFonts w:ascii="Calibri" w:eastAsia="Times New Roman" w:hAnsi="Calibri" w:cs="Calibri"/>
-          <w:color w:val="000000"/>
-          <w:lang w:eastAsia="ru-RU"/>
-        </w:rPr>
-      </w:pPr>
-      <w:r>
-        <w:rPr>
-          <w:rFonts w:ascii="Calibri" w:eastAsia="Times New Roman" w:hAnsi="Calibri" w:cs="Calibri"/>
-          <w:color w:val="000000"/>
-          <w:lang w:eastAsia="ru-RU"/>
-        </w:rPr>
-        <w:t xml:space="preserve">P60 – </w:t>
-      </w:r>
-      <w:proofErr w:type="spellStart"/>
-      <w:r>
-        <w:rPr>
-          <w:rFonts w:ascii="Calibri" w:eastAsia="Times New Roman" w:hAnsi="Calibri" w:cs="Calibri"/>
-          <w:color w:val="000000"/>
-          <w:lang w:eastAsia="ru-RU"/>
-        </w:rPr>
-        <w:t>ohmic-losses</w:t>
-      </w:r>
-      <w:proofErr w:type="spellEnd"/>
-      <w:r>
-        <w:rPr>
-          <w:rFonts w:ascii="Calibri" w:eastAsia="Times New Roman" w:hAnsi="Calibri" w:cs="Calibri"/>
-          <w:color w:val="000000"/>
-          <w:lang w:eastAsia="ru-RU"/>
-        </w:rPr>
-        <w:t xml:space="preserve"> [V]</w:t>
-      </w:r>
-    </w:p>
-    <w:p>
-      <w:pPr>
-        <w:spacing w:after="0" w:line="240" w:lineRule="auto"/>
-        <w:rPr>
-          <w:rFonts w:ascii="Calibri" w:eastAsia="Times New Roman" w:hAnsi="Calibri" w:cs="Calibri"/>
-          <w:color w:val="000000"/>
-          <w:lang w:eastAsia="ru-RU"/>
-        </w:rPr>
-      </w:pPr>
-      <w:r>
-        <w:rPr>
-          <w:rFonts w:ascii="Calibri" w:eastAsia="Times New Roman" w:hAnsi="Calibri" w:cs="Calibri"/>
-          <w:color w:val="000000"/>
-          <w:lang w:eastAsia="ru-RU"/>
-        </w:rPr>
-        <w:t>Суммарные омические потери.</w:t>
-      </w:r>
-    </w:p>
-    <w:p>
-      <w:pPr>
-        <w:spacing w:after="0" w:line="240" w:lineRule="auto"/>
-        <w:rPr>
-          <w:rFonts w:ascii="Calibri" w:eastAsia="Times New Roman" w:hAnsi="Calibri" w:cs="Calibri"/>
-          <w:b/>
-          <w:color w:val="000000"/>
-          <w:sz w:val="24"/>
-          <w:lang w:eastAsia="ru-RU"/>
-        </w:rPr>
-      </w:pPr>
-      <w:r>
-        <w:rPr>
-          <w:rFonts w:ascii="Calibri" w:eastAsia="Times New Roman" w:hAnsi="Calibri" w:cs="Calibri"/>
-          <w:b/>
-          <w:color w:val="000000"/>
-          <w:sz w:val="24"/>
-          <w:lang w:eastAsia="ru-RU"/>
-        </w:rPr>
-        <w:t>Поляризационные потери</w:t>
-      </w:r>
-    </w:p>
-    <w:p>
-      <w:pPr>
-        <w:spacing w:after="0" w:line="240" w:lineRule="auto"/>
-        <w:rPr>
-          <w:rFonts w:ascii="Calibri" w:eastAsia="Times New Roman" w:hAnsi="Calibri" w:cs="Calibri"/>
-          <w:color w:val="000000"/>
-          <w:lang w:eastAsia="ru-RU"/>
-        </w:rPr>
-      </w:pPr>
-      <w:r>
-        <w:rPr>
-          <w:rFonts w:ascii="Calibri" w:eastAsia="Times New Roman" w:hAnsi="Calibri" w:cs="Calibri"/>
-          <w:color w:val="000000"/>
-          <w:lang w:eastAsia="ru-RU"/>
-        </w:rPr>
-        <w:t xml:space="preserve">P70 – </w:t>
-      </w:r>
-      <w:proofErr w:type="spellStart"/>
-      <w:r>
-        <w:rPr>
-          <w:rFonts w:ascii="Calibri" w:eastAsia="Times New Roman" w:hAnsi="Calibri" w:cs="Calibri"/>
-          <w:color w:val="000000"/>
-          <w:lang w:eastAsia="ru-RU"/>
-        </w:rPr>
-        <w:t>anode-overpotential-avg</w:t>
-      </w:r>
-      <w:proofErr w:type="spellEnd"/>
-      <w:r>
-        <w:rPr>
-          <w:rFonts w:ascii="Calibri" w:eastAsia="Times New Roman" w:hAnsi="Calibri" w:cs="Calibri"/>
-          <w:color w:val="000000"/>
-          <w:lang w:eastAsia="ru-RU"/>
-        </w:rPr>
-        <w:t xml:space="preserve"> [V]</w:t>
-      </w:r>
-    </w:p>
-    <w:p>
-      <w:pPr>
-        <w:spacing w:after="0" w:line="240" w:lineRule="auto"/>
-        <w:rPr>
-          <w:rFonts w:ascii="Calibri" w:eastAsia="Times New Roman" w:hAnsi="Calibri" w:cs="Calibri"/>
-          <w:color w:val="000000"/>
-          <w:lang w:eastAsia="ru-RU"/>
-        </w:rPr>
-      </w:pPr>
-      <w:r>
-        <w:rPr>
-          <w:rFonts w:ascii="Calibri" w:eastAsia="Times New Roman" w:hAnsi="Calibri" w:cs="Calibri"/>
-          <w:color w:val="000000"/>
-          <w:lang w:eastAsia="ru-RU"/>
-        </w:rPr>
-        <w:t>Перенапряжение анода (кинетика реакции H₂ → H⁺/O²⁻).</w:t>
-      </w:r>
-    </w:p>
-    <w:p>
-      <w:pPr>
-        <w:spacing w:after="0" w:line="240" w:lineRule="auto"/>
-        <w:rPr>
-          <w:rFonts w:ascii="Calibri" w:eastAsia="Times New Roman" w:hAnsi="Calibri" w:cs="Calibri"/>
-          <w:color w:val="000000"/>
-          <w:lang w:val="en-US" w:eastAsia="ru-RU"/>
-        </w:rPr>
-      </w:pPr>
-      <w:r>
-        <w:rPr>
-          <w:rFonts w:ascii="Calibri" w:eastAsia="Times New Roman" w:hAnsi="Calibri" w:cs="Calibri"/>
-          <w:color w:val="000000"/>
-          <w:lang w:val="en-US" w:eastAsia="ru-RU"/>
-        </w:rPr>
-        <w:t>P75 – cathode-</w:t>
-      </w:r>
-      <w:proofErr w:type="spellStart"/>
-      <w:r>
-        <w:rPr>
-          <w:rFonts w:ascii="Calibri" w:eastAsia="Times New Roman" w:hAnsi="Calibri" w:cs="Calibri"/>
-          <w:color w:val="000000"/>
-          <w:lang w:val="en-US" w:eastAsia="ru-RU"/>
-        </w:rPr>
-        <w:t>overpotential</w:t>
-      </w:r>
-      <w:proofErr w:type="spellEnd"/>
-      <w:r>
-        <w:rPr>
-          <w:rFonts w:ascii="Calibri" w:eastAsia="Times New Roman" w:hAnsi="Calibri" w:cs="Calibri"/>
-          <w:color w:val="000000"/>
-          <w:lang w:val="en-US" w:eastAsia="ru-RU"/>
-        </w:rPr>
-        <w:t>-</w:t>
-      </w:r>
-      <w:proofErr w:type="spellStart"/>
-      <w:r>
-        <w:rPr>
-          <w:rFonts w:ascii="Calibri" w:eastAsia="Times New Roman" w:hAnsi="Calibri" w:cs="Calibri"/>
-          <w:color w:val="000000"/>
-          <w:lang w:val="en-US" w:eastAsia="ru-RU"/>
-        </w:rPr>
-        <w:t>avg</w:t>
-      </w:r>
-      <w:proofErr w:type="spellEnd"/>
-      <w:r>
-        <w:rPr>
-          <w:rFonts w:ascii="Calibri" w:eastAsia="Times New Roman" w:hAnsi="Calibri" w:cs="Calibri"/>
-          <w:color w:val="000000"/>
-          <w:lang w:val="en-US" w:eastAsia="ru-RU"/>
-        </w:rPr>
-        <w:t xml:space="preserve"> [V]</w:t>
-      </w:r>
-    </w:p>
-    <w:p>
-      <w:pPr>
-        <w:spacing w:after="0" w:line="240" w:lineRule="auto"/>
-        <w:rPr>
-          <w:rFonts w:ascii="Calibri" w:eastAsia="Times New Roman" w:hAnsi="Calibri" w:cs="Calibri"/>
-          <w:color w:val="000000"/>
-          <w:lang w:eastAsia="ru-RU"/>
-        </w:rPr>
-      </w:pPr>
-      <w:r>
-        <w:rPr>
-          <w:rFonts w:ascii="Calibri" w:eastAsia="Times New Roman" w:hAnsi="Calibri" w:cs="Calibri"/>
-          <w:color w:val="000000"/>
-          <w:lang w:eastAsia="ru-RU"/>
-        </w:rPr>
-        <w:t>Перенапряжение катода (восстановление O₂).</w:t>
-      </w:r>
-    </w:p>
-    <w:p>
-      <w:pPr>
-        <w:spacing w:after="0" w:line="240" w:lineRule="auto"/>
-        <w:rPr>
-          <w:rFonts w:ascii="Calibri" w:eastAsia="Times New Roman" w:hAnsi="Calibri" w:cs="Calibri"/>
-          <w:color w:val="000000"/>
-          <w:lang w:eastAsia="ru-RU"/>
-        </w:rPr>
-      </w:pPr>
-      <w:r>
-        <w:rPr>
-          <w:rFonts w:ascii="Calibri" w:eastAsia="Times New Roman" w:hAnsi="Calibri" w:cs="Calibri"/>
-          <w:color w:val="000000"/>
-          <w:lang w:eastAsia="ru-RU"/>
-        </w:rPr>
-        <w:t xml:space="preserve">P61 – </w:t>
-      </w:r>
-      <w:proofErr w:type="spellStart"/>
-      <w:r>
-        <w:rPr>
-          <w:rFonts w:ascii="Calibri" w:eastAsia="Times New Roman" w:hAnsi="Calibri" w:cs="Calibri"/>
-          <w:color w:val="000000"/>
-          <w:lang w:eastAsia="ru-RU"/>
-        </w:rPr>
-        <w:t>polarization</w:t>
-      </w:r>
-      <w:proofErr w:type="spellEnd"/>
-      <w:r>
-        <w:rPr>
-          <w:rFonts w:ascii="Calibri" w:eastAsia="Times New Roman" w:hAnsi="Calibri" w:cs="Calibri"/>
-          <w:color w:val="000000"/>
-          <w:lang w:eastAsia="ru-RU"/>
-        </w:rPr>
-        <w:t xml:space="preserve"> [V]</w:t>
-      </w:r>
-    </w:p>
-    <w:p>
-      <w:pPr>
-        <w:spacing w:after="0" w:line="240" w:lineRule="auto"/>
-        <w:rPr>
-          <w:rFonts w:ascii="Calibri" w:eastAsia="Times New Roman" w:hAnsi="Calibri" w:cs="Calibri"/>
-          <w:color w:val="000000"/>
-          <w:lang w:eastAsia="ru-RU"/>
-        </w:rPr>
-      </w:pPr>
-      <w:r>
-        <w:rPr>
-          <w:rFonts w:ascii="Calibri" w:eastAsia="Times New Roman" w:hAnsi="Calibri" w:cs="Calibri"/>
-          <w:color w:val="000000"/>
-          <w:lang w:eastAsia="ru-RU"/>
-        </w:rPr>
-        <w:t>Суммарные активационные + концентрационные потери.</w:t>
-      </w:r>
-    </w:p>
-    <w:p>
-      <w:pPr>
-        <w:spacing w:after="0" w:line="240" w:lineRule="auto"/>
-        <w:rPr>
-          <w:rFonts w:ascii="Calibri" w:eastAsia="Times New Roman" w:hAnsi="Calibri" w:cs="Calibri"/>
-          <w:b/>
-          <w:color w:val="000000"/>
-          <w:sz w:val="24"/>
-          <w:lang w:eastAsia="ru-RU"/>
-        </w:rPr>
-      </w:pPr>
-      <w:r>
-        <w:rPr>
-          <w:rFonts w:ascii="Calibri" w:eastAsia="Times New Roman" w:hAnsi="Calibri" w:cs="Calibri"/>
-          <w:b/>
-          <w:color w:val="000000"/>
-          <w:sz w:val="24"/>
-          <w:lang w:eastAsia="ru-RU"/>
-        </w:rPr>
-        <w:t>Общие потери</w:t>
-      </w:r>
-    </w:p>
-    <w:p>
-      <w:pPr>
-        <w:spacing w:after="0" w:line="240" w:lineRule="auto"/>
-        <w:rPr>
-          <w:rFonts w:ascii="Calibri" w:eastAsia="Times New Roman" w:hAnsi="Calibri" w:cs="Calibri"/>
-          <w:color w:val="000000"/>
-          <w:lang w:eastAsia="ru-RU"/>
-        </w:rPr>
-      </w:pPr>
-      <w:r>
-        <w:rPr>
-          <w:rFonts w:ascii="Calibri" w:eastAsia="Times New Roman" w:hAnsi="Calibri" w:cs="Calibri"/>
-          <w:color w:val="000000"/>
-          <w:lang w:eastAsia="ru-RU"/>
-        </w:rPr>
-        <w:t xml:space="preserve">P62 – </w:t>
-      </w:r>
-      <w:proofErr w:type="spellStart"/>
-      <w:r>
-        <w:rPr>
-          <w:rFonts w:ascii="Calibri" w:eastAsia="Times New Roman" w:hAnsi="Calibri" w:cs="Calibri"/>
-          <w:color w:val="000000"/>
-          <w:lang w:eastAsia="ru-RU"/>
-        </w:rPr>
-        <w:t>total-losses</w:t>
-      </w:r>
-      <w:proofErr w:type="spellEnd"/>
-      <w:r>
-        <w:rPr>
-          <w:rFonts w:ascii="Calibri" w:eastAsia="Times New Roman" w:hAnsi="Calibri" w:cs="Calibri"/>
-          <w:color w:val="000000"/>
-          <w:lang w:eastAsia="ru-RU"/>
-        </w:rPr>
-        <w:t xml:space="preserve"> [V]</w:t>
-      </w:r>
-    </w:p>
-    <w:p>
-      <w:pPr>
-        <w:spacing w:after="0" w:line="240" w:lineRule="auto"/>
-        <w:rPr>
-          <w:rFonts w:ascii="Calibri" w:eastAsia="Times New Roman" w:hAnsi="Calibri" w:cs="Calibri"/>
-          <w:color w:val="000000"/>
-          <w:lang w:eastAsia="ru-RU"/>
-        </w:rPr>
-      </w:pPr>
-      <w:r>
-        <w:rPr>
-          <w:rFonts w:ascii="Calibri" w:eastAsia="Times New Roman" w:hAnsi="Calibri" w:cs="Calibri"/>
-          <w:color w:val="000000"/>
-          <w:lang w:eastAsia="ru-RU"/>
-        </w:rPr>
-        <w:t>Все потери вместе:</w:t>
-      </w:r>
-    </w:p>
-    <w:p>
-      <w:pPr>
-        <w:spacing w:after="0" w:line="240" w:lineRule="auto"/>
-        <w:rPr>
-          <w:rFonts w:ascii="Calibri" w:eastAsia="Times New Roman" w:hAnsi="Calibri" w:cs="Calibri"/>
-          <w:color w:val="000000"/>
-          <w:lang w:eastAsia="ru-RU"/>
-        </w:rPr>
-      </w:pPr>
-      <w:r>
-        <w:rPr>
-          <w:rFonts w:ascii="Calibri" w:eastAsia="Times New Roman" w:hAnsi="Calibri" w:cs="Calibri"/>
-          <w:color w:val="000000"/>
-          <w:lang w:eastAsia="ru-RU"/>
-        </w:rPr>
-        <w:t>омические + поляризационные</w:t>
-      </w:r>
-    </w:p>
-    <w:p>
-      <w:pPr>
-        <w:spacing w:after="0" w:line="240" w:lineRule="auto"/>
-        <w:rPr>
-          <w:rFonts w:ascii="Calibri" w:eastAsia="Times New Roman" w:hAnsi="Calibri" w:cs="Calibri"/>
-          <w:color w:val="000000"/>
-          <w:lang w:eastAsia="ru-RU"/>
-        </w:rPr>
-      </w:pPr>
-    </w:p>
-    <w:p>
-      <w:pPr>
-        <w:spacing w:after="0" w:line="240" w:lineRule="auto"/>
-        <w:rPr>
-          <w:rFonts w:ascii="Calibri" w:eastAsia="Times New Roman" w:hAnsi="Calibri" w:cs="Calibri"/>
-          <w:b/>
-          <w:color w:val="000000"/>
           <w:sz w:val="28"/>
           <w:lang w:eastAsia="ru-RU"/>
         </w:rPr>
-      </w:pPr>
-      <w:r>
-        <w:rPr>
-          <w:rFonts w:ascii="Calibri" w:eastAsia="Times New Roman" w:hAnsi="Calibri" w:cs="Calibri"/>
-          <w:b/>
-          <w:color w:val="000000"/>
-          <w:sz w:val="28"/>
-          <w:lang w:eastAsia="ru-RU"/>
-        </w:rPr>
-        <w:t>4. Потенциал</w:t>
-      </w:r>
-      <w:r>
-        <w:rPr>
-          <w:rFonts w:ascii="Calibri" w:eastAsia="Times New Roman" w:hAnsi="Calibri" w:cs="Calibri"/>
-          <w:b/>
-          <w:color w:val="000000"/>
-          <w:sz w:val="28"/>
-          <w:lang w:eastAsia="ru-RU"/>
-        </w:rPr>
-        <w:t>ы в слоях (электрохимия внутри)</w:t>
+        <w:t>4. Потенциалы в слоях (электрохимия внутри)</w:t>
       </w:r>
     </w:p>
     <w:p>
@@ -3018,6 +2889,7 @@
         <w:rPr>
           <w:rFonts w:ascii="Calibri" w:eastAsia="Times New Roman" w:hAnsi="Calibri" w:cs="Calibri"/>
           <w:color w:val="000000"/>
+          <w:highlight w:val="green"/>
           <w:lang w:eastAsia="ru-RU"/>
         </w:rPr>
         <w:t>P79 – fuel-out-h2</w:t>
@@ -3127,7 +2999,7 @@
         <w:rPr>
           <w:rFonts w:ascii="Calibri" w:eastAsia="Times New Roman" w:hAnsi="Calibri" w:cs="Calibri"/>
           <w:color w:val="000000"/>
-          <w:lang w:eastAsia="ru-RU"/>
+          <w:lang w:val="en-US" w:eastAsia="ru-RU"/>
         </w:rPr>
       </w:pPr>
       <w:r>
@@ -3142,7 +3014,7 @@
         <w:rPr>
           <w:rFonts w:ascii="Calibri" w:eastAsia="Times New Roman" w:hAnsi="Calibri" w:cs="Calibri"/>
           <w:color w:val="000000"/>
-          <w:lang w:eastAsia="ru-RU"/>
+          <w:lang w:val="en-US" w:eastAsia="ru-RU"/>
         </w:rPr>
         <w:t xml:space="preserve">85 – </w:t>
       </w:r>
@@ -3158,7 +3030,7 @@
         <w:rPr>
           <w:rFonts w:ascii="Calibri" w:eastAsia="Times New Roman" w:hAnsi="Calibri" w:cs="Calibri"/>
           <w:color w:val="000000"/>
-          <w:lang w:eastAsia="ru-RU"/>
+          <w:lang w:val="en-US" w:eastAsia="ru-RU"/>
         </w:rPr>
         <w:t>-</w:t>
       </w:r>
@@ -3174,7 +3046,7 @@
         <w:rPr>
           <w:rFonts w:ascii="Calibri" w:eastAsia="Times New Roman" w:hAnsi="Calibri" w:cs="Calibri"/>
           <w:color w:val="000000"/>
-          <w:lang w:eastAsia="ru-RU"/>
+          <w:lang w:val="en-US" w:eastAsia="ru-RU"/>
         </w:rPr>
         <w:t>2</w:t>
       </w:r>
@@ -3190,7 +3062,7 @@
         <w:rPr>
           <w:rFonts w:ascii="Calibri" w:eastAsia="Times New Roman" w:hAnsi="Calibri" w:cs="Calibri"/>
           <w:color w:val="000000"/>
-          <w:lang w:eastAsia="ru-RU"/>
+          <w:lang w:val="en-US" w:eastAsia="ru-RU"/>
         </w:rPr>
         <w:t>-</w:t>
       </w:r>
@@ -3208,7 +3080,7 @@
         <w:rPr>
           <w:rFonts w:ascii="Calibri" w:eastAsia="Times New Roman" w:hAnsi="Calibri" w:cs="Calibri"/>
           <w:color w:val="000000"/>
-          <w:lang w:eastAsia="ru-RU"/>
+          <w:lang w:val="en-US" w:eastAsia="ru-RU"/>
         </w:rPr>
         <w:t>-</w:t>
       </w:r>
@@ -3281,7 +3153,7 @@
         <w:rPr>
           <w:rFonts w:ascii="Calibri" w:eastAsia="Times New Roman" w:hAnsi="Calibri" w:cs="Calibri"/>
           <w:color w:val="000000"/>
-          <w:lang w:eastAsia="ru-RU"/>
+          <w:lang w:val="en-US" w:eastAsia="ru-RU"/>
         </w:rPr>
       </w:pPr>
       <w:r>
@@ -3296,7 +3168,7 @@
         <w:rPr>
           <w:rFonts w:ascii="Calibri" w:eastAsia="Times New Roman" w:hAnsi="Calibri" w:cs="Calibri"/>
           <w:color w:val="000000"/>
-          <w:lang w:eastAsia="ru-RU"/>
+          <w:lang w:val="en-US" w:eastAsia="ru-RU"/>
         </w:rPr>
         <w:t xml:space="preserve">88 – </w:t>
       </w:r>
@@ -3312,7 +3184,7 @@
         <w:rPr>
           <w:rFonts w:ascii="Calibri" w:eastAsia="Times New Roman" w:hAnsi="Calibri" w:cs="Calibri"/>
           <w:color w:val="000000"/>
-          <w:lang w:eastAsia="ru-RU"/>
+          <w:lang w:val="en-US" w:eastAsia="ru-RU"/>
         </w:rPr>
         <w:t>-</w:t>
       </w:r>
@@ -3328,7 +3200,7 @@
         <w:rPr>
           <w:rFonts w:ascii="Calibri" w:eastAsia="Times New Roman" w:hAnsi="Calibri" w:cs="Calibri"/>
           <w:color w:val="000000"/>
-          <w:lang w:eastAsia="ru-RU"/>
+          <w:lang w:val="en-US" w:eastAsia="ru-RU"/>
         </w:rPr>
         <w:t>2</w:t>
       </w:r>
@@ -3344,7 +3216,7 @@
         <w:rPr>
           <w:rFonts w:ascii="Calibri" w:eastAsia="Times New Roman" w:hAnsi="Calibri" w:cs="Calibri"/>
           <w:color w:val="000000"/>
-          <w:lang w:eastAsia="ru-RU"/>
+          <w:lang w:val="en-US" w:eastAsia="ru-RU"/>
         </w:rPr>
         <w:t>-</w:t>
       </w:r>
@@ -3362,7 +3234,7 @@
         <w:rPr>
           <w:rFonts w:ascii="Calibri" w:eastAsia="Times New Roman" w:hAnsi="Calibri" w:cs="Calibri"/>
           <w:color w:val="000000"/>
-          <w:lang w:eastAsia="ru-RU"/>
+          <w:lang w:val="en-US" w:eastAsia="ru-RU"/>
         </w:rPr>
         <w:t>-</w:t>
       </w:r>
@@ -3639,8 +3511,6 @@
         </w:rPr>
         <w:t>ь кратко:</w:t>
       </w:r>
-      <w:bookmarkStart w:id="0" w:name="_GoBack"/>
-      <w:bookmarkEnd w:id="0"/>
     </w:p>
     <w:p>
       <w:pPr>
@@ -3823,7 +3693,7 @@
 </file>
 
 <file path=word/styles.xml><?xml version="1.0" encoding="utf-8"?>
-<w:styles xmlns:mc="http://schemas.openxmlformats.org/markup-compatibility/2006" xmlns:r="http://schemas.openxmlformats.org/officeDocument/2006/relationships" xmlns:w="http://schemas.openxmlformats.org/wordprocessingml/2006/main" xmlns:w14="http://schemas.microsoft.com/office/word/2010/wordml" xmlns:w15="http://schemas.microsoft.com/office/word/2012/wordml" xmlns:w16se="http://schemas.microsoft.com/office/word/2015/wordml/symex" mc:Ignorable="w14 w15 w16se">
+<w:styles xmlns:mc="http://schemas.openxmlformats.org/markup-compatibility/2006" xmlns:r="http://schemas.openxmlformats.org/officeDocument/2006/relationships" xmlns:w="http://schemas.openxmlformats.org/wordprocessingml/2006/main" xmlns:w14="http://schemas.microsoft.com/office/word/2010/wordml" xmlns:w15="http://schemas.microsoft.com/office/word/2012/wordml" xmlns:w16cex="http://schemas.microsoft.com/office/word/2018/wordml/cex" xmlns:w16cid="http://schemas.microsoft.com/office/word/2016/wordml/cid" xmlns:w16="http://schemas.microsoft.com/office/word/2018/wordml" xmlns:w16sdtdh="http://schemas.microsoft.com/office/word/2020/wordml/sdtdatahash" xmlns:w16se="http://schemas.microsoft.com/office/word/2015/wordml/symex" mc:Ignorable="w14 w15 w16se w16cid w16 w16cex w16sdtdh">
   <w:docDefaults>
     <w:rPrDefault>
       <w:rPr>
@@ -3839,7 +3709,7 @@
       </w:pPr>
     </w:pPrDefault>
   </w:docDefaults>
-  <w:latentStyles w:defLockedState="0" w:defUIPriority="99" w:defSemiHidden="0" w:defUnhideWhenUsed="0" w:defQFormat="0" w:count="371">
+  <w:latentStyles w:defLockedState="0" w:defUIPriority="99" w:defSemiHidden="0" w:defUnhideWhenUsed="0" w:defQFormat="0" w:count="376">
     <w:lsdException w:name="Normal" w:uiPriority="0" w:qFormat="1"/>
     <w:lsdException w:name="heading 1" w:uiPriority="9" w:qFormat="1"/>
     <w:lsdException w:name="heading 2" w:semiHidden="1" w:uiPriority="9" w:unhideWhenUsed="1" w:qFormat="1"/>
@@ -3945,7 +3815,6 @@
     <w:lsdException w:name="HTML Sample" w:semiHidden="1" w:unhideWhenUsed="1"/>
     <w:lsdException w:name="HTML Typewriter" w:semiHidden="1" w:unhideWhenUsed="1"/>
     <w:lsdException w:name="HTML Variable" w:semiHidden="1" w:unhideWhenUsed="1"/>
-    <w:lsdException w:name="Normal Table" w:semiHidden="1" w:unhideWhenUsed="1"/>
     <w:lsdException w:name="annotation subject" w:semiHidden="1" w:unhideWhenUsed="1"/>
     <w:lsdException w:name="No List" w:semiHidden="1" w:unhideWhenUsed="1"/>
     <w:lsdException w:name="Outline List 1" w:semiHidden="1" w:unhideWhenUsed="1"/>
@@ -3988,11 +3857,8 @@
     <w:lsdException w:name="Table Contemporary" w:semiHidden="1" w:unhideWhenUsed="1"/>
     <w:lsdException w:name="Table Elegant" w:semiHidden="1" w:unhideWhenUsed="1"/>
     <w:lsdException w:name="Table Professional" w:semiHidden="1" w:unhideWhenUsed="1"/>
-    <w:lsdException w:name="Table Subtle 1" w:semiHidden="1" w:unhideWhenUsed="1"/>
     <w:lsdException w:name="Table Subtle 2" w:semiHidden="1" w:unhideWhenUsed="1"/>
     <w:lsdException w:name="Table Web 1" w:semiHidden="1" w:unhideWhenUsed="1"/>
-    <w:lsdException w:name="Table Web 2" w:semiHidden="1" w:unhideWhenUsed="1"/>
-    <w:lsdException w:name="Table Web 3" w:semiHidden="1" w:unhideWhenUsed="1"/>
     <w:lsdException w:name="Balloon Text" w:semiHidden="1" w:unhideWhenUsed="1"/>
     <w:lsdException w:name="Table Grid" w:uiPriority="39"/>
     <w:lsdException w:name="Table Theme" w:semiHidden="1" w:unhideWhenUsed="1"/>
@@ -4211,6 +4077,11 @@
     <w:lsdException w:name="List Table 5 Dark Accent 6" w:uiPriority="50"/>
     <w:lsdException w:name="List Table 6 Colorful Accent 6" w:uiPriority="51"/>
     <w:lsdException w:name="List Table 7 Colorful Accent 6" w:uiPriority="52"/>
+    <w:lsdException w:name="Mention" w:semiHidden="1" w:unhideWhenUsed="1"/>
+    <w:lsdException w:name="Smart Hyperlink" w:semiHidden="1" w:unhideWhenUsed="1"/>
+    <w:lsdException w:name="Hashtag" w:semiHidden="1" w:unhideWhenUsed="1"/>
+    <w:lsdException w:name="Unresolved Mention" w:semiHidden="1" w:unhideWhenUsed="1"/>
+    <w:lsdException w:name="Smart Link" w:semiHidden="1" w:unhideWhenUsed="1"/>
   </w:latentStyles>
   <w:style w:type="paragraph" w:default="1" w:styleId="a">
     <w:name w:val="Normal"/>
